--- a/Course/1 Component 1 - Computer Systems/1.2 Software and Software Development/00 Topic Resources/6 End-of-Topic Worksheet (editable).docx
+++ b/Course/1 Component 1 - Computer Systems/1.2 Software and Software Development/00 Topic Resources/6 End-of-Topic Worksheet (editable).docx
@@ -7,12 +7,17 @@
         <w:pStyle w:val="Heading1"/>
       </w:pPr>
       <w:r>
+        <w:rPr>
+          <w:b w:val="0"/>
+          <w:i w:val="0"/>
+        </w:rPr>
         <w:t>Worksheet — 1.2 Software &amp; Software Development</w:t>
       </w:r>
     </w:p>
     <w:p>
       <w:r>
         <w:rPr>
+          <w:b w:val="0"/>
           <w:i/>
         </w:rPr>
         <w:t>OCR A Level Computer Science (H446) — Component 01, Section 1.2 (1.2.1 Operating systems · 1.2.2 Applications generation · 1.2.3 Software development · 1.2.4 Types of programming language)</w:t>
@@ -20,65 +25,19 @@
     </w:p>
     <w:p>
       <w:r>
-        <w:t xml:space="preserve">Name: </w:t>
-      </w:r>
-      <w:r>
         <w:rPr>
-          <w:b/>
+          <w:b w:val="0"/>
+          <w:i w:val="0"/>
         </w:rPr>
-        <w:t>_</w:t>
-      </w:r>
-      <w:r>
-        <w:rPr>
-          <w:b/>
-        </w:rPr>
-        <w:t>_</w:t>
-      </w:r>
-      <w:r>
-        <w:rPr>
-          <w:b/>
-        </w:rPr>
-        <w:t>_</w:t>
-      </w:r>
-      <w:r>
-        <w:rPr>
-          <w:b/>
-        </w:rPr>
-        <w:t>_</w:t>
-      </w:r>
-      <w:r>
-        <w:rPr>
-          <w:b/>
-        </w:rPr>
-        <w:t xml:space="preserve">  Date: </w:t>
-      </w:r>
-      <w:r>
-        <w:rPr>
-          <w:b/>
-        </w:rPr>
-        <w:t>_</w:t>
-      </w:r>
-      <w:r>
-        <w:rPr>
-          <w:b/>
-        </w:rPr>
-        <w:t>_</w:t>
-      </w:r>
-      <w:r>
-        <w:rPr>
-          <w:b/>
-        </w:rPr>
-        <w:t>_</w:t>
-      </w:r>
-      <w:r>
-        <w:rPr>
-          <w:b/>
-        </w:rPr>
-        <w:t>_</w:t>
+        <w:t>Name: ______________________  Date: ______________________</w:t>
       </w:r>
     </w:p>
     <w:p>
       <w:r>
+        <w:rPr>
+          <w:b w:val="0"/>
+          <w:i w:val="0"/>
+        </w:rPr>
         <w:t>Time: ~60 min. Check against the answer key at the end.</w:t>
       </w:r>
     </w:p>
@@ -94,6 +53,10 @@
         <w:pStyle w:val="Heading2"/>
       </w:pPr>
       <w:r>
+        <w:rPr>
+          <w:b w:val="0"/>
+          <w:i w:val="0"/>
+        </w:rPr>
         <w:t>Section A — Skills practice</w:t>
       </w:r>
     </w:p>
@@ -102,11 +65,19 @@
         <w:pStyle w:val="Heading3"/>
       </w:pPr>
       <w:r>
+        <w:rPr>
+          <w:b w:val="0"/>
+          <w:i w:val="0"/>
+        </w:rPr>
         <w:t>1. Key-term match</w:t>
       </w:r>
     </w:p>
     <w:p>
       <w:r>
+        <w:rPr>
+          <w:b w:val="0"/>
+          <w:i w:val="0"/>
+        </w:rPr>
         <w:t>Write the letter of the correct definition next to each term.</w:t>
       </w:r>
     </w:p>
@@ -137,6 +108,7 @@
             <w:r>
               <w:rPr>
                 <w:b/>
+                <w:i w:val="0"/>
               </w:rPr>
               <w:t>Term</w:t>
             </w:r>
@@ -156,6 +128,7 @@
             <w:r>
               <w:rPr>
                 <w:b/>
+                <w:i w:val="0"/>
               </w:rPr>
               <w:t>Answer</w:t>
             </w:r>
@@ -188,6 +161,7 @@
             <w:r>
               <w:rPr>
                 <w:b/>
+                <w:i w:val="0"/>
               </w:rPr>
               <w:t>Definition</w:t>
             </w:r>
@@ -202,6 +176,10 @@
           <w:p>
             <w:r/>
             <w:r>
+              <w:rPr>
+                <w:b w:val="0"/>
+                <w:i w:val="0"/>
+              </w:rPr>
               <w:t>1. Virtual memory</w:t>
             </w:r>
           </w:p>
@@ -214,8 +192,10 @@
             <w:r/>
             <w:r>
               <w:rPr>
-                <w:b/>
+                <w:b w:val="0"/>
+                <w:i w:val="0"/>
               </w:rPr>
+              <w:t>____</w:t>
             </w:r>
           </w:p>
         </w:tc>
@@ -226,6 +206,10 @@
           <w:p>
             <w:r/>
             <w:r>
+              <w:rPr>
+                <w:b w:val="0"/>
+                <w:i w:val="0"/>
+              </w:rPr>
               <w:t>A</w:t>
             </w:r>
           </w:p>
@@ -237,6 +221,10 @@
           <w:p>
             <w:r/>
             <w:r>
+              <w:rPr>
+                <w:b w:val="0"/>
+                <w:i w:val="0"/>
+              </w:rPr>
               <w:t>Excessive paging between RAM and disk that slows the system almost to a halt.</w:t>
             </w:r>
           </w:p>
@@ -250,6 +238,10 @@
           <w:p>
             <w:r/>
             <w:r>
+              <w:rPr>
+                <w:b w:val="0"/>
+                <w:i w:val="0"/>
+              </w:rPr>
               <w:t>2. Interrupt</w:t>
             </w:r>
           </w:p>
@@ -262,8 +254,10 @@
             <w:r/>
             <w:r>
               <w:rPr>
-                <w:b/>
+                <w:b w:val="0"/>
+                <w:i w:val="0"/>
               </w:rPr>
+              <w:t>____</w:t>
             </w:r>
           </w:p>
         </w:tc>
@@ -274,6 +268,10 @@
           <w:p>
             <w:r/>
             <w:r>
+              <w:rPr>
+                <w:b w:val="0"/>
+                <w:i w:val="0"/>
+              </w:rPr>
               <w:t>B</w:t>
             </w:r>
           </w:p>
@@ -285,6 +283,10 @@
           <w:p>
             <w:r/>
             <w:r>
+              <w:rPr>
+                <w:b w:val="0"/>
+                <w:i w:val="0"/>
+              </w:rPr>
               <w:t>Software emulating a complete computer, or running platform-independent intermediate code.</w:t>
             </w:r>
           </w:p>
@@ -298,6 +300,10 @@
           <w:p>
             <w:r/>
             <w:r>
+              <w:rPr>
+                <w:b w:val="0"/>
+                <w:i w:val="0"/>
+              </w:rPr>
               <w:t>3. Disk thrashing</w:t>
             </w:r>
           </w:p>
@@ -310,8 +316,10 @@
             <w:r/>
             <w:r>
               <w:rPr>
-                <w:b/>
+                <w:b w:val="0"/>
+                <w:i w:val="0"/>
               </w:rPr>
+              <w:t>____</w:t>
             </w:r>
           </w:p>
         </w:tc>
@@ -322,6 +330,10 @@
           <w:p>
             <w:r/>
             <w:r>
+              <w:rPr>
+                <w:b w:val="0"/>
+                <w:i w:val="0"/>
+              </w:rPr>
               <w:t>C</w:t>
             </w:r>
           </w:p>
@@ -333,6 +345,10 @@
           <w:p>
             <w:r/>
             <w:r>
+              <w:rPr>
+                <w:b w:val="0"/>
+                <w:i w:val="0"/>
+              </w:rPr>
               <w:t>Using secondary storage as if it were RAM to run more/larger programs than RAM allows.</w:t>
             </w:r>
           </w:p>
@@ -346,6 +362,10 @@
           <w:p>
             <w:r/>
             <w:r>
+              <w:rPr>
+                <w:b w:val="0"/>
+                <w:i w:val="0"/>
+              </w:rPr>
               <w:t>4. ISR</w:t>
             </w:r>
           </w:p>
@@ -358,8 +378,10 @@
             <w:r/>
             <w:r>
               <w:rPr>
-                <w:b/>
+                <w:b w:val="0"/>
+                <w:i w:val="0"/>
               </w:rPr>
+              <w:t>____</w:t>
             </w:r>
           </w:p>
         </w:tc>
@@ -370,6 +392,10 @@
           <w:p>
             <w:r/>
             <w:r>
+              <w:rPr>
+                <w:b w:val="0"/>
+                <w:i w:val="0"/>
+              </w:rPr>
               <w:t>D</w:t>
             </w:r>
           </w:p>
@@ -381,6 +407,10 @@
           <w:p>
             <w:r/>
             <w:r>
+              <w:rPr>
+                <w:b w:val="0"/>
+                <w:i w:val="0"/>
+              </w:rPr>
               <w:t>Dividing memory into fixed-size blocks (pages mapped to frames).</w:t>
             </w:r>
           </w:p>
@@ -394,6 +424,10 @@
           <w:p>
             <w:r/>
             <w:r>
+              <w:rPr>
+                <w:b w:val="0"/>
+                <w:i w:val="0"/>
+              </w:rPr>
               <w:t>5. Paging</w:t>
             </w:r>
           </w:p>
@@ -406,8 +440,10 @@
             <w:r/>
             <w:r>
               <w:rPr>
-                <w:b/>
+                <w:b w:val="0"/>
+                <w:i w:val="0"/>
               </w:rPr>
+              <w:t>____</w:t>
             </w:r>
           </w:p>
         </w:tc>
@@ -418,6 +454,10 @@
           <w:p>
             <w:r/>
             <w:r>
+              <w:rPr>
+                <w:b w:val="0"/>
+                <w:i w:val="0"/>
+              </w:rPr>
               <w:t>E</w:t>
             </w:r>
           </w:p>
@@ -429,6 +469,10 @@
           <w:p>
             <w:r/>
             <w:r>
+              <w:rPr>
+                <w:b w:val="0"/>
+                <w:i w:val="0"/>
+              </w:rPr>
               <w:t>A signal (hardware or software) that a device/process needs the processor's attention.</w:t>
             </w:r>
           </w:p>
@@ -442,6 +486,10 @@
           <w:p>
             <w:r/>
             <w:r>
+              <w:rPr>
+                <w:b w:val="0"/>
+                <w:i w:val="0"/>
+              </w:rPr>
               <w:t>6. Virtual machine</w:t>
             </w:r>
           </w:p>
@@ -454,8 +502,10 @@
             <w:r/>
             <w:r>
               <w:rPr>
-                <w:b/>
+                <w:b w:val="0"/>
+                <w:i w:val="0"/>
               </w:rPr>
+              <w:t>____</w:t>
             </w:r>
           </w:p>
         </w:tc>
@@ -466,6 +516,10 @@
           <w:p>
             <w:r/>
             <w:r>
+              <w:rPr>
+                <w:b w:val="0"/>
+                <w:i w:val="0"/>
+              </w:rPr>
               <w:t>F</w:t>
             </w:r>
           </w:p>
@@ -477,6 +531,10 @@
           <w:p>
             <w:r/>
             <w:r>
+              <w:rPr>
+                <w:b w:val="0"/>
+                <w:i w:val="0"/>
+              </w:rPr>
               <w:t>The OS code (handler) run to deal with one particular interrupt.</w:t>
             </w:r>
           </w:p>
@@ -496,20 +554,33 @@
         <w:pStyle w:val="Heading3"/>
       </w:pPr>
       <w:r>
+        <w:rPr>
+          <w:b w:val="0"/>
+          <w:i w:val="0"/>
+        </w:rPr>
         <w:t>2. The four stages of compilation (in order)</w:t>
       </w:r>
     </w:p>
     <w:p>
       <w:r>
+        <w:rPr>
+          <w:b w:val="0"/>
+          <w:i w:val="0"/>
+        </w:rPr>
         <w:t xml:space="preserve">Fill in the blanks. Write the stages </w:t>
       </w:r>
       <w:r>
         <w:rPr>
           <w:b/>
+          <w:i w:val="0"/>
         </w:rPr>
         <w:t>in the correct order</w:t>
       </w:r>
       <w:r>
+        <w:rPr>
+          <w:b w:val="0"/>
+          <w:i w:val="0"/>
+        </w:rPr>
         <w:t>.</w:t>
       </w:r>
     </w:p>
@@ -517,182 +588,64 @@
       <w:r>
         <w:rPr>
           <w:b/>
+          <w:i w:val="0"/>
         </w:rPr>
         <w:t>Stage 1 — _________________ analysis:</w:t>
       </w:r>
       <w:r>
-        <w:t xml:space="preserve"> source code is broken into </w:t>
-      </w:r>
-      <w:r>
         <w:rPr>
-          <w:b/>
+          <w:b w:val="0"/>
+          <w:i w:val="0"/>
         </w:rPr>
-        <w:t>_</w:t>
-      </w:r>
-      <w:r>
-        <w:rPr>
-          <w:b/>
-        </w:rPr>
-        <w:t>_</w:t>
-      </w:r>
-      <w:r>
-        <w:rPr>
-          <w:b/>
-        </w:rPr>
-        <w:t xml:space="preserve">__; whitespace and comments are removed; a </w:t>
-      </w:r>
-      <w:r>
-        <w:rPr>
-          <w:b/>
-        </w:rPr>
-        <w:t>_</w:t>
-      </w:r>
-      <w:r>
-        <w:rPr>
-          <w:b/>
-        </w:rPr>
-        <w:t>_</w:t>
-      </w:r>
-      <w:r>
-        <w:t>__ table is built.</w:t>
+        <w:t xml:space="preserve"> source code is broken into ______________; whitespace and comments are removed; a ______________ table is built.</w:t>
       </w:r>
     </w:p>
     <w:p>
       <w:r>
         <w:rPr>
           <w:b/>
+          <w:i w:val="0"/>
         </w:rPr>
         <w:t>Stage 2 — _________________ analysis (also called __________________):</w:t>
       </w:r>
       <w:r>
-        <w:t xml:space="preserve"> tokens are checked against the language's </w:t>
-      </w:r>
-      <w:r>
         <w:rPr>
-          <w:b/>
+          <w:b w:val="0"/>
+          <w:i w:val="0"/>
         </w:rPr>
-        <w:t>_</w:t>
-      </w:r>
-      <w:r>
-        <w:rPr>
-          <w:b/>
-        </w:rPr>
-        <w:t>_</w:t>
-      </w:r>
-      <w:r>
-        <w:rPr>
-          <w:b/>
-        </w:rPr>
-        <w:t xml:space="preserve">__; a </w:t>
-      </w:r>
-      <w:r>
-        <w:rPr>
-          <w:b/>
-        </w:rPr>
-        <w:t>_</w:t>
-      </w:r>
-      <w:r>
-        <w:rPr>
-          <w:b/>
-        </w:rPr>
-        <w:t>_</w:t>
-      </w:r>
-      <w:r>
-        <w:rPr>
-          <w:b/>
-        </w:rPr>
-        <w:t xml:space="preserve"> tree is built; </w:t>
-      </w:r>
-      <w:r>
-        <w:rPr>
-          <w:b/>
-        </w:rPr>
-        <w:t>_</w:t>
-      </w:r>
-      <w:r>
-        <w:rPr>
-          <w:b/>
-        </w:rPr>
-        <w:t>_</w:t>
-      </w:r>
-      <w:r>
-        <w:rPr>
-          <w:b/>
-        </w:rPr>
-        <w:t>_</w:t>
-      </w:r>
-      <w:r>
-        <w:t>_ errors are reported here.</w:t>
+        <w:t xml:space="preserve"> tokens are checked against the language's ______________; a ______________ tree is built; __________________ errors are reported here.</w:t>
       </w:r>
     </w:p>
     <w:p>
       <w:r>
         <w:rPr>
           <w:b/>
+          <w:i w:val="0"/>
         </w:rPr>
         <w:t>Stage 3 — Code ________________________:</w:t>
       </w:r>
       <w:r>
-        <w:t xml:space="preserve"> the parse tree and symbol table are used to produce </w:t>
-      </w:r>
-      <w:r>
         <w:rPr>
-          <w:b/>
+          <w:b w:val="0"/>
+          <w:i w:val="0"/>
         </w:rPr>
-        <w:t>_</w:t>
-      </w:r>
-      <w:r>
-        <w:rPr>
-          <w:b/>
-        </w:rPr>
-        <w:t>_</w:t>
-      </w:r>
-      <w:r>
-        <w:t>____ / machine code.</w:t>
+        <w:t xml:space="preserve"> the parse tree and symbol table are used to produce ______________ / machine code.</w:t>
       </w:r>
     </w:p>
     <w:p>
       <w:r>
         <w:rPr>
           <w:b/>
+          <w:i w:val="0"/>
         </w:rPr>
         <w:t>Stage 4 — Code ________________________:</w:t>
       </w:r>
       <w:r>
-        <w:t xml:space="preserve"> the code is refined to run </w:t>
-      </w:r>
-      <w:r>
         <w:rPr>
-          <w:b/>
+          <w:b w:val="0"/>
+          <w:i w:val="0"/>
         </w:rPr>
-        <w:t>_</w:t>
-      </w:r>
-      <w:r>
-        <w:rPr>
-          <w:b/>
-        </w:rPr>
-        <w:t>_</w:t>
-      </w:r>
-      <w:r>
-        <w:rPr>
-          <w:b/>
-        </w:rPr>
-        <w:t xml:space="preserve">__ or use less </w:t>
-      </w:r>
-      <w:r>
-        <w:rPr>
-          <w:b/>
-        </w:rPr>
-        <w:t>_</w:t>
-      </w:r>
-      <w:r>
-        <w:rPr>
-          <w:b/>
-        </w:rPr>
-        <w:t>_</w:t>
-      </w:r>
-      <w:r>
-        <w:t>__, while producing the same result.</w:t>
+        <w:t xml:space="preserve"> the code is refined to run ______________ or use less ______________, while producing the same result.</w:t>
       </w:r>
     </w:p>
     <w:p>
@@ -707,6 +660,10 @@
         <w:pStyle w:val="Heading3"/>
       </w:pPr>
       <w:r>
+        <w:rPr>
+          <w:b w:val="0"/>
+          <w:i w:val="0"/>
+        </w:rPr>
         <w:t>3. Translators — complete the comparison table</w:t>
       </w:r>
     </w:p>
@@ -749,6 +706,7 @@
             <w:r>
               <w:rPr>
                 <w:b/>
+                <w:i w:val="0"/>
               </w:rPr>
               <w:t>Compiler</w:t>
             </w:r>
@@ -768,6 +726,7 @@
             <w:r>
               <w:rPr>
                 <w:b/>
+                <w:i w:val="0"/>
               </w:rPr>
               <w:t>Interpreter</w:t>
             </w:r>
@@ -782,6 +741,10 @@
           <w:p>
             <w:r/>
             <w:r>
+              <w:rPr>
+                <w:b w:val="0"/>
+                <w:i w:val="0"/>
+              </w:rPr>
               <w:t>When does translation happen?</w:t>
             </w:r>
           </w:p>
@@ -794,27 +757,10 @@
             <w:r/>
             <w:r>
               <w:rPr>
-                <w:b/>
+                <w:b w:val="0"/>
+                <w:i w:val="0"/>
               </w:rPr>
-              <w:t>_</w:t>
-            </w:r>
-            <w:r>
-              <w:rPr>
-                <w:b/>
-              </w:rPr>
-              <w:t>_</w:t>
-            </w:r>
-            <w:r>
-              <w:rPr>
-                <w:b/>
-              </w:rPr>
-              <w:t>_</w:t>
-            </w:r>
-            <w:r>
-              <w:rPr>
-                <w:b/>
-              </w:rPr>
-              <w:t>_</w:t>
+              <w:t>____________________</w:t>
             </w:r>
           </w:p>
         </w:tc>
@@ -826,27 +772,10 @@
             <w:r/>
             <w:r>
               <w:rPr>
-                <w:b/>
+                <w:b w:val="0"/>
+                <w:i w:val="0"/>
               </w:rPr>
-              <w:t>_</w:t>
-            </w:r>
-            <w:r>
-              <w:rPr>
-                <w:b/>
-              </w:rPr>
-              <w:t>_</w:t>
-            </w:r>
-            <w:r>
-              <w:rPr>
-                <w:b/>
-              </w:rPr>
-              <w:t>_</w:t>
-            </w:r>
-            <w:r>
-              <w:rPr>
-                <w:b/>
-              </w:rPr>
-              <w:t>_</w:t>
+              <w:t>____________________</w:t>
             </w:r>
           </w:p>
         </w:tc>
@@ -859,6 +788,10 @@
           <w:p>
             <w:r/>
             <w:r>
+              <w:rPr>
+                <w:b w:val="0"/>
+                <w:i w:val="0"/>
+              </w:rPr>
               <w:t>Output produced?</w:t>
             </w:r>
           </w:p>
@@ -871,27 +804,10 @@
             <w:r/>
             <w:r>
               <w:rPr>
-                <w:b/>
+                <w:b w:val="0"/>
+                <w:i w:val="0"/>
               </w:rPr>
-              <w:t>_</w:t>
-            </w:r>
-            <w:r>
-              <w:rPr>
-                <w:b/>
-              </w:rPr>
-              <w:t>_</w:t>
-            </w:r>
-            <w:r>
-              <w:rPr>
-                <w:b/>
-              </w:rPr>
-              <w:t>_</w:t>
-            </w:r>
-            <w:r>
-              <w:rPr>
-                <w:b/>
-              </w:rPr>
-              <w:t>_</w:t>
+              <w:t>____________________</w:t>
             </w:r>
           </w:p>
         </w:tc>
@@ -903,27 +819,10 @@
             <w:r/>
             <w:r>
               <w:rPr>
-                <w:b/>
+                <w:b w:val="0"/>
+                <w:i w:val="0"/>
               </w:rPr>
-              <w:t>_</w:t>
-            </w:r>
-            <w:r>
-              <w:rPr>
-                <w:b/>
-              </w:rPr>
-              <w:t>_</w:t>
-            </w:r>
-            <w:r>
-              <w:rPr>
-                <w:b/>
-              </w:rPr>
-              <w:t>_</w:t>
-            </w:r>
-            <w:r>
-              <w:rPr>
-                <w:b/>
-              </w:rPr>
-              <w:t>_</w:t>
+              <w:t>____________________</w:t>
             </w:r>
           </w:p>
         </w:tc>
@@ -936,6 +835,10 @@
           <w:p>
             <w:r/>
             <w:r>
+              <w:rPr>
+                <w:b w:val="0"/>
+                <w:i w:val="0"/>
+              </w:rPr>
               <w:t>Program execution speed</w:t>
             </w:r>
           </w:p>
@@ -948,27 +851,10 @@
             <w:r/>
             <w:r>
               <w:rPr>
-                <w:b/>
+                <w:b w:val="0"/>
+                <w:i w:val="0"/>
               </w:rPr>
-              <w:t>_</w:t>
-            </w:r>
-            <w:r>
-              <w:rPr>
-                <w:b/>
-              </w:rPr>
-              <w:t>_</w:t>
-            </w:r>
-            <w:r>
-              <w:rPr>
-                <w:b/>
-              </w:rPr>
-              <w:t>_</w:t>
-            </w:r>
-            <w:r>
-              <w:rPr>
-                <w:b/>
-              </w:rPr>
-              <w:t>_</w:t>
+              <w:t>____________________</w:t>
             </w:r>
           </w:p>
         </w:tc>
@@ -980,27 +866,10 @@
             <w:r/>
             <w:r>
               <w:rPr>
-                <w:b/>
+                <w:b w:val="0"/>
+                <w:i w:val="0"/>
               </w:rPr>
-              <w:t>_</w:t>
-            </w:r>
-            <w:r>
-              <w:rPr>
-                <w:b/>
-              </w:rPr>
-              <w:t>_</w:t>
-            </w:r>
-            <w:r>
-              <w:rPr>
-                <w:b/>
-              </w:rPr>
-              <w:t>_</w:t>
-            </w:r>
-            <w:r>
-              <w:rPr>
-                <w:b/>
-              </w:rPr>
-              <w:t>_</w:t>
+              <w:t>____________________</w:t>
             </w:r>
           </w:p>
         </w:tc>
@@ -1013,6 +882,10 @@
           <w:p>
             <w:r/>
             <w:r>
+              <w:rPr>
+                <w:b w:val="0"/>
+                <w:i w:val="0"/>
+              </w:rPr>
               <w:t>Source code needed to run?</w:t>
             </w:r>
           </w:p>
@@ -1025,27 +898,10 @@
             <w:r/>
             <w:r>
               <w:rPr>
-                <w:b/>
+                <w:b w:val="0"/>
+                <w:i w:val="0"/>
               </w:rPr>
-              <w:t>_</w:t>
-            </w:r>
-            <w:r>
-              <w:rPr>
-                <w:b/>
-              </w:rPr>
-              <w:t>_</w:t>
-            </w:r>
-            <w:r>
-              <w:rPr>
-                <w:b/>
-              </w:rPr>
-              <w:t>_</w:t>
-            </w:r>
-            <w:r>
-              <w:rPr>
-                <w:b/>
-              </w:rPr>
-              <w:t>_</w:t>
+              <w:t>____________________</w:t>
             </w:r>
           </w:p>
         </w:tc>
@@ -1057,27 +913,10 @@
             <w:r/>
             <w:r>
               <w:rPr>
-                <w:b/>
+                <w:b w:val="0"/>
+                <w:i w:val="0"/>
               </w:rPr>
-              <w:t>_</w:t>
-            </w:r>
-            <w:r>
-              <w:rPr>
-                <w:b/>
-              </w:rPr>
-              <w:t>_</w:t>
-            </w:r>
-            <w:r>
-              <w:rPr>
-                <w:b/>
-              </w:rPr>
-              <w:t>_</w:t>
-            </w:r>
-            <w:r>
-              <w:rPr>
-                <w:b/>
-              </w:rPr>
-              <w:t>_</w:t>
+              <w:t>____________________</w:t>
             </w:r>
           </w:p>
         </w:tc>
@@ -1090,6 +929,10 @@
           <w:p>
             <w:r/>
             <w:r>
+              <w:rPr>
+                <w:b w:val="0"/>
+                <w:i w:val="0"/>
+              </w:rPr>
               <w:t>How are errors reported?</w:t>
             </w:r>
           </w:p>
@@ -1102,27 +945,10 @@
             <w:r/>
             <w:r>
               <w:rPr>
-                <w:b/>
+                <w:b w:val="0"/>
+                <w:i w:val="0"/>
               </w:rPr>
-              <w:t>_</w:t>
-            </w:r>
-            <w:r>
-              <w:rPr>
-                <w:b/>
-              </w:rPr>
-              <w:t>_</w:t>
-            </w:r>
-            <w:r>
-              <w:rPr>
-                <w:b/>
-              </w:rPr>
-              <w:t>_</w:t>
-            </w:r>
-            <w:r>
-              <w:rPr>
-                <w:b/>
-              </w:rPr>
-              <w:t>_</w:t>
+              <w:t>____________________</w:t>
             </w:r>
           </w:p>
         </w:tc>
@@ -1134,27 +960,10 @@
             <w:r/>
             <w:r>
               <w:rPr>
-                <w:b/>
+                <w:b w:val="0"/>
+                <w:i w:val="0"/>
               </w:rPr>
-              <w:t>_</w:t>
-            </w:r>
-            <w:r>
-              <w:rPr>
-                <w:b/>
-              </w:rPr>
-              <w:t>_</w:t>
-            </w:r>
-            <w:r>
-              <w:rPr>
-                <w:b/>
-              </w:rPr>
-              <w:t>_</w:t>
-            </w:r>
-            <w:r>
-              <w:rPr>
-                <w:b/>
-              </w:rPr>
-              <w:t>_</w:t>
+              <w:t>____________________</w:t>
             </w:r>
           </w:p>
         </w:tc>
@@ -1167,6 +976,10 @@
           <w:p>
             <w:r/>
             <w:r>
+              <w:rPr>
+                <w:b w:val="0"/>
+                <w:i w:val="0"/>
+              </w:rPr>
               <w:t>Best used for…</w:t>
             </w:r>
           </w:p>
@@ -1179,27 +992,10 @@
             <w:r/>
             <w:r>
               <w:rPr>
-                <w:b/>
+                <w:b w:val="0"/>
+                <w:i w:val="0"/>
               </w:rPr>
-              <w:t>_</w:t>
-            </w:r>
-            <w:r>
-              <w:rPr>
-                <w:b/>
-              </w:rPr>
-              <w:t>_</w:t>
-            </w:r>
-            <w:r>
-              <w:rPr>
-                <w:b/>
-              </w:rPr>
-              <w:t>_</w:t>
-            </w:r>
-            <w:r>
-              <w:rPr>
-                <w:b/>
-              </w:rPr>
-              <w:t>_</w:t>
+              <w:t>____________________</w:t>
             </w:r>
           </w:p>
         </w:tc>
@@ -1211,27 +1007,10 @@
             <w:r/>
             <w:r>
               <w:rPr>
-                <w:b/>
+                <w:b w:val="0"/>
+                <w:i w:val="0"/>
               </w:rPr>
-              <w:t>_</w:t>
-            </w:r>
-            <w:r>
-              <w:rPr>
-                <w:b/>
-              </w:rPr>
-              <w:t>_</w:t>
-            </w:r>
-            <w:r>
-              <w:rPr>
-                <w:b/>
-              </w:rPr>
-              <w:t>_</w:t>
-            </w:r>
-            <w:r>
-              <w:rPr>
-                <w:b/>
-              </w:rPr>
-              <w:t>_</w:t>
+              <w:t>____________________</w:t>
             </w:r>
           </w:p>
         </w:tc>
@@ -1242,19 +1021,29 @@
       <w:r>
         <w:rPr>
           <w:b/>
+          <w:i w:val="0"/>
         </w:rPr>
         <w:t>Q.</w:t>
       </w:r>
       <w:r>
+        <w:rPr>
+          <w:b w:val="0"/>
+          <w:i w:val="0"/>
+        </w:rPr>
         <w:t xml:space="preserve"> In one sentence, what does an </w:t>
       </w:r>
       <w:r>
         <w:rPr>
           <w:b/>
+          <w:i w:val="0"/>
         </w:rPr>
         <w:t>assembler</w:t>
       </w:r>
       <w:r>
+        <w:rPr>
+          <w:b w:val="0"/>
+          <w:i w:val="0"/>
+        </w:rPr>
         <w:t xml:space="preserve"> translate, and at roughly what ratio?</w:t>
       </w:r>
     </w:p>
@@ -1277,240 +1066,193 @@
         <w:pStyle w:val="Heading3"/>
       </w:pPr>
       <w:r>
+        <w:rPr>
+          <w:b w:val="0"/>
+          <w:i w:val="0"/>
+        </w:rPr>
         <w:t>4. Match the methodology to the scenario</w:t>
       </w:r>
     </w:p>
     <w:p>
       <w:r>
+        <w:rPr>
+          <w:b w:val="0"/>
+          <w:i w:val="0"/>
+        </w:rPr>
         <w:t xml:space="preserve">Methodologies: </w:t>
       </w:r>
       <w:r>
         <w:rPr>
           <w:b/>
+          <w:i w:val="0"/>
         </w:rPr>
         <w:t>Waterfall · Agile · Extreme Programming (XP) · Spiral · RAD</w:t>
       </w:r>
     </w:p>
     <w:p>
       <w:r>
+        <w:rPr>
+          <w:b w:val="0"/>
+          <w:i w:val="0"/>
+        </w:rPr>
         <w:t>Write the best-fit methodology next to each scenario.</w:t>
       </w:r>
     </w:p>
     <w:p>
       <w:r>
+        <w:rPr>
+          <w:b w:val="0"/>
+          <w:i w:val="0"/>
+        </w:rPr>
         <w:t xml:space="preserve">a) A bank is building a large, expensive air-traffic adjacent system where the cost of failure is huge; management wants formal </w:t>
       </w:r>
       <w:r>
         <w:rPr>
           <w:b/>
+          <w:i w:val="0"/>
         </w:rPr>
         <w:t>risk analysis</w:t>
       </w:r>
       <w:r>
-        <w:t xml:space="preserve"> at every iteration. → </w:t>
-      </w:r>
-      <w:r>
         <w:rPr>
-          <w:b/>
+          <w:b w:val="0"/>
+          <w:i w:val="0"/>
         </w:rPr>
-        <w:t>_</w:t>
-      </w:r>
-      <w:r>
-        <w:rPr>
-          <w:b/>
-        </w:rPr>
-        <w:t>_</w:t>
-      </w:r>
-      <w:r>
-        <w:rPr>
-          <w:b/>
-        </w:rPr>
-        <w:t>_</w:t>
-      </w:r>
-      <w:r>
-        <w:rPr>
-          <w:b/>
-        </w:rPr>
-        <w:t>_</w:t>
+        <w:t xml:space="preserve"> at every iteration. → ____________________</w:t>
       </w:r>
     </w:p>
     <w:p>
       <w:r>
+        <w:rPr>
+          <w:b w:val="0"/>
+          <w:i w:val="0"/>
+        </w:rPr>
         <w:t xml:space="preserve">b) A small project for a client whose requirements are </w:t>
       </w:r>
       <w:r>
         <w:rPr>
           <w:b/>
+          <w:i w:val="0"/>
         </w:rPr>
         <w:t>fixed, clear and unlikely to change</w:t>
       </w:r>
       <w:r>
-        <w:t xml:space="preserve">, and who wants full documentation at each stage. → </w:t>
-      </w:r>
-      <w:r>
         <w:rPr>
-          <w:b/>
+          <w:b w:val="0"/>
+          <w:i w:val="0"/>
         </w:rPr>
-        <w:t>_</w:t>
-      </w:r>
-      <w:r>
-        <w:rPr>
-          <w:b/>
-        </w:rPr>
-        <w:t>_</w:t>
-      </w:r>
-      <w:r>
-        <w:rPr>
-          <w:b/>
-        </w:rPr>
-        <w:t>_</w:t>
-      </w:r>
-      <w:r>
-        <w:rPr>
-          <w:b/>
-        </w:rPr>
-        <w:t>_</w:t>
+        <w:t>, and who wants full documentation at each stage. → ____________________</w:t>
       </w:r>
     </w:p>
     <w:p>
       <w:r>
+        <w:rPr>
+          <w:b w:val="0"/>
+          <w:i w:val="0"/>
+        </w:rPr>
         <w:t xml:space="preserve">c) A start-up needs a working version </w:t>
       </w:r>
       <w:r>
         <w:rPr>
           <w:b/>
+          <w:i w:val="0"/>
         </w:rPr>
         <w:t>fast</w:t>
       </w:r>
       <w:r>
+        <w:rPr>
+          <w:b w:val="0"/>
+          <w:i w:val="0"/>
+        </w:rPr>
         <w:t xml:space="preserve"> and is happy to refine </w:t>
       </w:r>
       <w:r>
         <w:rPr>
           <w:b/>
+          <w:i w:val="0"/>
         </w:rPr>
         <w:t>prototypes</w:t>
       </w:r>
       <w:r>
-        <w:t xml:space="preserve"> with users; requirements are vague. → </w:t>
-      </w:r>
-      <w:r>
         <w:rPr>
-          <w:b/>
+          <w:b w:val="0"/>
+          <w:i w:val="0"/>
         </w:rPr>
-        <w:t>_</w:t>
-      </w:r>
-      <w:r>
-        <w:rPr>
-          <w:b/>
-        </w:rPr>
-        <w:t>_</w:t>
-      </w:r>
-      <w:r>
-        <w:rPr>
-          <w:b/>
-        </w:rPr>
-        <w:t>_</w:t>
-      </w:r>
-      <w:r>
-        <w:rPr>
-          <w:b/>
-        </w:rPr>
-        <w:t>_</w:t>
+        <w:t xml:space="preserve"> with users; requirements are vague. → ____________________</w:t>
       </w:r>
     </w:p>
     <w:p>
       <w:r>
+        <w:rPr>
+          <w:b w:val="0"/>
+          <w:i w:val="0"/>
+        </w:rPr>
         <w:t xml:space="preserve">d) Safety-critical control software where </w:t>
       </w:r>
       <w:r>
         <w:rPr>
           <w:b/>
+          <w:i w:val="0"/>
         </w:rPr>
         <w:t>code quality is paramount</w:t>
       </w:r>
       <w:r>
+        <w:rPr>
+          <w:b w:val="0"/>
+          <w:i w:val="0"/>
+        </w:rPr>
         <w:t xml:space="preserve">, so the team uses </w:t>
       </w:r>
       <w:r>
         <w:rPr>
           <w:b/>
+          <w:i w:val="0"/>
         </w:rPr>
         <w:t>pair programming</w:t>
       </w:r>
       <w:r>
-        <w:t xml:space="preserve"> and test-driven development with a customer on-site. → </w:t>
-      </w:r>
-      <w:r>
         <w:rPr>
-          <w:b/>
+          <w:b w:val="0"/>
+          <w:i w:val="0"/>
         </w:rPr>
-        <w:t>_</w:t>
-      </w:r>
-      <w:r>
-        <w:rPr>
-          <w:b/>
-        </w:rPr>
-        <w:t>_</w:t>
-      </w:r>
-      <w:r>
-        <w:rPr>
-          <w:b/>
-        </w:rPr>
-        <w:t>_</w:t>
-      </w:r>
-      <w:r>
-        <w:rPr>
-          <w:b/>
-        </w:rPr>
-        <w:t>_</w:t>
+        <w:t xml:space="preserve"> and test-driven development with a customer on-site. → ____________________</w:t>
       </w:r>
     </w:p>
     <w:p>
       <w:r>
+        <w:rPr>
+          <w:b w:val="0"/>
+          <w:i w:val="0"/>
+        </w:rPr>
         <w:t xml:space="preserve">e) An app whose requirements are </w:t>
       </w:r>
       <w:r>
         <w:rPr>
           <w:b/>
+          <w:i w:val="0"/>
         </w:rPr>
         <w:t>expected to change a lot</w:t>
       </w:r>
       <w:r>
+        <w:rPr>
+          <w:b w:val="0"/>
+          <w:i w:val="0"/>
+        </w:rPr>
         <w:t xml:space="preserve">; the client wants to see and feed back on </w:t>
       </w:r>
       <w:r>
         <w:rPr>
           <w:b/>
+          <w:i w:val="0"/>
         </w:rPr>
         <w:t>working increments</w:t>
       </w:r>
       <w:r>
-        <w:t xml:space="preserve"> regularly. → </w:t>
-      </w:r>
-      <w:r>
         <w:rPr>
-          <w:b/>
+          <w:b w:val="0"/>
+          <w:i w:val="0"/>
         </w:rPr>
-        <w:t>_</w:t>
-      </w:r>
-      <w:r>
-        <w:rPr>
-          <w:b/>
-        </w:rPr>
-        <w:t>_</w:t>
-      </w:r>
-      <w:r>
-        <w:rPr>
-          <w:b/>
-        </w:rPr>
-        <w:t>_</w:t>
-      </w:r>
-      <w:r>
-        <w:rPr>
-          <w:b/>
-        </w:rPr>
-        <w:t>_</w:t>
+        <w:t xml:space="preserve"> regularly. → ____________________</w:t>
       </w:r>
     </w:p>
     <w:p>
@@ -1525,20 +1267,35 @@
         <w:pStyle w:val="Heading3"/>
       </w:pPr>
       <w:r>
+        <w:rPr>
+          <w:b w:val="0"/>
+          <w:i w:val="0"/>
+        </w:rPr>
         <w:t>5. Addressing modes</w:t>
       </w:r>
     </w:p>
     <w:p>
       <w:r>
+        <w:rPr>
+          <w:b w:val="0"/>
+          <w:i w:val="0"/>
+        </w:rPr>
         <w:t xml:space="preserve">A program executes the instruction </w:t>
       </w:r>
       <w:r>
         <w:rPr>
+          <w:rFonts w:ascii="Consolas" w:hAnsi="Consolas"/>
           <w:b/>
+          <w:i w:val="0"/>
+          <w:sz w:val="19"/>
         </w:rPr>
-        <w:t>`LDA 20`</w:t>
+        <w:t>LDA 20</w:t>
       </w:r>
       <w:r>
+        <w:rPr>
+          <w:b w:val="0"/>
+          <w:i w:val="0"/>
+        </w:rPr>
         <w:t>. Memory contents are:</w:t>
       </w:r>
     </w:p>
@@ -1567,6 +1324,7 @@
             <w:r>
               <w:rPr>
                 <w:b/>
+                <w:i w:val="0"/>
               </w:rPr>
               <w:t>Address</w:t>
             </w:r>
@@ -1586,6 +1344,7 @@
             <w:r>
               <w:rPr>
                 <w:b/>
+                <w:i w:val="0"/>
               </w:rPr>
               <w:t>Contents</w:t>
             </w:r>
@@ -1600,6 +1359,10 @@
           <w:p>
             <w:r/>
             <w:r>
+              <w:rPr>
+                <w:b w:val="0"/>
+                <w:i w:val="0"/>
+              </w:rPr>
               <w:t>20</w:t>
             </w:r>
           </w:p>
@@ -1611,6 +1374,10 @@
           <w:p>
             <w:r/>
             <w:r>
+              <w:rPr>
+                <w:b w:val="0"/>
+                <w:i w:val="0"/>
+              </w:rPr>
               <w:t>35</w:t>
             </w:r>
           </w:p>
@@ -1624,6 +1391,10 @@
           <w:p>
             <w:r/>
             <w:r>
+              <w:rPr>
+                <w:b w:val="0"/>
+                <w:i w:val="0"/>
+              </w:rPr>
               <w:t>35</w:t>
             </w:r>
           </w:p>
@@ -1635,6 +1406,10 @@
           <w:p>
             <w:r/>
             <w:r>
+              <w:rPr>
+                <w:b w:val="0"/>
+                <w:i w:val="0"/>
+              </w:rPr>
               <w:t>99</w:t>
             </w:r>
           </w:p>
@@ -1648,6 +1423,10 @@
           <w:p>
             <w:r/>
             <w:r>
+              <w:rPr>
+                <w:b w:val="0"/>
+                <w:i w:val="0"/>
+              </w:rPr>
               <w:t>99</w:t>
             </w:r>
           </w:p>
@@ -1659,6 +1438,10 @@
           <w:p>
             <w:r/>
             <w:r>
+              <w:rPr>
+                <w:b w:val="0"/>
+                <w:i w:val="0"/>
+              </w:rPr>
               <w:t>12</w:t>
             </w:r>
           </w:p>
@@ -1668,113 +1451,102 @@
     <w:p/>
     <w:p>
       <w:r>
+        <w:rPr>
+          <w:b w:val="0"/>
+          <w:i w:val="0"/>
+        </w:rPr>
         <w:t>State the value that is loaded into the accumulator under each addressing mode.</w:t>
       </w:r>
     </w:p>
     <w:p>
       <w:r>
+        <w:rPr>
+          <w:b w:val="0"/>
+          <w:i w:val="0"/>
+        </w:rPr>
         <w:t xml:space="preserve">a) </w:t>
       </w:r>
       <w:r>
         <w:rPr>
           <w:b/>
+          <w:i w:val="0"/>
         </w:rPr>
         <w:t>Immediate</w:t>
       </w:r>
       <w:r>
-        <w:t xml:space="preserve"> addressing: value loaded = </w:t>
-      </w:r>
-      <w:r>
         <w:rPr>
-          <w:b/>
+          <w:b w:val="0"/>
+          <w:i w:val="0"/>
         </w:rPr>
-        <w:t>_</w:t>
-      </w:r>
-      <w:r>
-        <w:rPr>
-          <w:b/>
-        </w:rPr>
-        <w:t>_</w:t>
-      </w:r>
-      <w:r>
-        <w:rPr>
-          <w:b/>
-        </w:rPr>
+        <w:t xml:space="preserve"> addressing: value loaded = ____________</w:t>
       </w:r>
     </w:p>
     <w:p>
       <w:r>
+        <w:rPr>
+          <w:b w:val="0"/>
+          <w:i w:val="0"/>
+        </w:rPr>
         <w:t xml:space="preserve">b) </w:t>
       </w:r>
       <w:r>
         <w:rPr>
           <w:b/>
+          <w:i w:val="0"/>
         </w:rPr>
         <w:t>Direct</w:t>
       </w:r>
       <w:r>
-        <w:t xml:space="preserve"> addressing: value loaded = </w:t>
-      </w:r>
-      <w:r>
         <w:rPr>
-          <w:b/>
+          <w:b w:val="0"/>
+          <w:i w:val="0"/>
         </w:rPr>
-        <w:t>_</w:t>
-      </w:r>
-      <w:r>
-        <w:rPr>
-          <w:b/>
-        </w:rPr>
-        <w:t>_</w:t>
-      </w:r>
-      <w:r>
-        <w:rPr>
-          <w:b/>
-        </w:rPr>
+        <w:t xml:space="preserve"> addressing: value loaded = ____________</w:t>
       </w:r>
     </w:p>
     <w:p>
       <w:r>
+        <w:rPr>
+          <w:b w:val="0"/>
+          <w:i w:val="0"/>
+        </w:rPr>
         <w:t xml:space="preserve">c) </w:t>
       </w:r>
       <w:r>
         <w:rPr>
           <w:b/>
+          <w:i w:val="0"/>
         </w:rPr>
         <w:t>Indirect</w:t>
       </w:r>
       <w:r>
-        <w:t xml:space="preserve"> addressing: value loaded = </w:t>
-      </w:r>
-      <w:r>
         <w:rPr>
-          <w:b/>
+          <w:b w:val="0"/>
+          <w:i w:val="0"/>
         </w:rPr>
-        <w:t>_</w:t>
-      </w:r>
-      <w:r>
-        <w:rPr>
-          <w:b/>
-        </w:rPr>
-        <w:t>_</w:t>
-      </w:r>
-      <w:r>
-        <w:rPr>
-          <w:b/>
-        </w:rPr>
+        <w:t xml:space="preserve"> addressing: value loaded = ____________</w:t>
       </w:r>
     </w:p>
     <w:p>
       <w:r>
+        <w:rPr>
+          <w:b w:val="0"/>
+          <w:i w:val="0"/>
+        </w:rPr>
         <w:t xml:space="preserve">d) In one line, explain what </w:t>
       </w:r>
       <w:r>
         <w:rPr>
           <w:b/>
+          <w:i w:val="0"/>
         </w:rPr>
         <w:t>indexed</w:t>
       </w:r>
       <w:r>
+        <w:rPr>
+          <w:b w:val="0"/>
+          <w:i w:val="0"/>
+        </w:rPr>
         <w:t xml:space="preserve"> addressing uses to find the operand, and what it is typically used for.</w:t>
       </w:r>
     </w:p>
@@ -1797,20 +1569,33 @@
         <w:pStyle w:val="Heading3"/>
       </w:pPr>
       <w:r>
+        <w:rPr>
+          <w:b w:val="0"/>
+          <w:i w:val="0"/>
+        </w:rPr>
         <w:t>6. Scheduling &amp; interrupts — short answer</w:t>
       </w:r>
     </w:p>
     <w:p>
       <w:r>
+        <w:rPr>
+          <w:b w:val="0"/>
+          <w:i w:val="0"/>
+        </w:rPr>
         <w:t xml:space="preserve">a) Name the scheduling algorithm that gives each process a fixed </w:t>
       </w:r>
       <w:r>
         <w:rPr>
           <w:b/>
+          <w:i w:val="0"/>
         </w:rPr>
         <w:t>time slice (quantum)</w:t>
       </w:r>
       <w:r>
+        <w:rPr>
+          <w:b w:val="0"/>
+          <w:i w:val="0"/>
+        </w:rPr>
         <w:t xml:space="preserve"> in turn, returning unfinished jobs to the back of the queue. State whether it is pre-emptive.</w:t>
       </w:r>
     </w:p>
@@ -1823,24 +1608,38 @@
     </w:p>
     <w:p>
       <w:r>
+        <w:rPr>
+          <w:b w:val="0"/>
+          <w:i w:val="0"/>
+        </w:rPr>
         <w:t xml:space="preserve">b) </w:t>
       </w:r>
       <w:r>
         <w:rPr>
           <w:b/>
+          <w:i w:val="0"/>
         </w:rPr>
         <w:t>Shortest Job First</w:t>
       </w:r>
       <w:r>
+        <w:rPr>
+          <w:b w:val="0"/>
+          <w:i w:val="0"/>
+        </w:rPr>
         <w:t xml:space="preserve"> minimises average waiting time. Give </w:t>
       </w:r>
       <w:r>
         <w:rPr>
           <w:b/>
+          <w:i w:val="0"/>
         </w:rPr>
         <w:t>one</w:t>
       </w:r>
       <w:r>
+        <w:rPr>
+          <w:b w:val="0"/>
+          <w:i w:val="0"/>
+        </w:rPr>
         <w:t xml:space="preserve"> disadvantage.</w:t>
       </w:r>
     </w:p>
@@ -1853,15 +1652,24 @@
     </w:p>
     <w:p>
       <w:r>
+        <w:rPr>
+          <w:b w:val="0"/>
+          <w:i w:val="0"/>
+        </w:rPr>
         <w:t xml:space="preserve">c) Define </w:t>
       </w:r>
       <w:r>
         <w:rPr>
           <w:b/>
+          <w:i w:val="0"/>
         </w:rPr>
         <w:t>pre-emptive</w:t>
       </w:r>
       <w:r>
+        <w:rPr>
+          <w:b w:val="0"/>
+          <w:i w:val="0"/>
+        </w:rPr>
         <w:t xml:space="preserve"> scheduling.</w:t>
       </w:r>
     </w:p>
@@ -1874,6 +1682,10 @@
     </w:p>
     <w:p>
       <w:r>
+        <w:rPr>
+          <w:b w:val="0"/>
+          <w:i w:val="0"/>
+        </w:rPr>
         <w:t>d) Put the interrupt-handling steps in order (write 1–6):</w:t>
       </w:r>
     </w:p>
@@ -1902,6 +1714,7 @@
             <w:r>
               <w:rPr>
                 <w:b/>
+                <w:i w:val="0"/>
               </w:rPr>
               <w:t>Step</w:t>
             </w:r>
@@ -1921,6 +1734,7 @@
             <w:r>
               <w:rPr>
                 <w:b/>
+                <w:i w:val="0"/>
               </w:rPr>
               <w:t>Order (1–6)</w:t>
             </w:r>
@@ -1935,6 +1749,10 @@
           <w:p>
             <w:r/>
             <w:r>
+              <w:rPr>
+                <w:b w:val="0"/>
+                <w:i w:val="0"/>
+              </w:rPr>
               <w:t>Load the address of the correct ISR</w:t>
             </w:r>
           </w:p>
@@ -1947,8 +1765,10 @@
             <w:r/>
             <w:r>
               <w:rPr>
-                <w:b/>
+                <w:b w:val="0"/>
+                <w:i w:val="0"/>
               </w:rPr>
+              <w:t>____</w:t>
             </w:r>
           </w:p>
         </w:tc>
@@ -1961,6 +1781,10 @@
           <w:p>
             <w:r/>
             <w:r>
+              <w:rPr>
+                <w:b w:val="0"/>
+                <w:i w:val="0"/>
+              </w:rPr>
               <w:t>Pop the registers off the stack and resume the original task</w:t>
             </w:r>
           </w:p>
@@ -1973,8 +1797,10 @@
             <w:r/>
             <w:r>
               <w:rPr>
-                <w:b/>
+                <w:b w:val="0"/>
+                <w:i w:val="0"/>
               </w:rPr>
+              <w:t>____</w:t>
             </w:r>
           </w:p>
         </w:tc>
@@ -1987,6 +1813,10 @@
           <w:p>
             <w:r/>
             <w:r>
+              <w:rPr>
+                <w:b w:val="0"/>
+                <w:i w:val="0"/>
+              </w:rPr>
               <w:t>CPU checks the interrupt register at the end of the F-D-E cycle</w:t>
             </w:r>
           </w:p>
@@ -1999,8 +1829,10 @@
             <w:r/>
             <w:r>
               <w:rPr>
-                <w:b/>
+                <w:b w:val="0"/>
+                <w:i w:val="0"/>
               </w:rPr>
+              <w:t>____</w:t>
             </w:r>
           </w:p>
         </w:tc>
@@ -2013,6 +1845,10 @@
           <w:p>
             <w:r/>
             <w:r>
+              <w:rPr>
+                <w:b w:val="0"/>
+                <w:i w:val="0"/>
+              </w:rPr>
               <w:t>Run the ISR</w:t>
             </w:r>
           </w:p>
@@ -2025,8 +1861,10 @@
             <w:r/>
             <w:r>
               <w:rPr>
-                <w:b/>
+                <w:b w:val="0"/>
+                <w:i w:val="0"/>
               </w:rPr>
+              <w:t>____</w:t>
             </w:r>
           </w:p>
         </w:tc>
@@ -2039,6 +1877,10 @@
           <w:p>
             <w:r/>
             <w:r>
+              <w:rPr>
+                <w:b w:val="0"/>
+                <w:i w:val="0"/>
+              </w:rPr>
               <w:t>Push the registers (e.g. PC, ACC) onto the stack</w:t>
             </w:r>
           </w:p>
@@ -2051,8 +1893,10 @@
             <w:r/>
             <w:r>
               <w:rPr>
-                <w:b/>
+                <w:b w:val="0"/>
+                <w:i w:val="0"/>
               </w:rPr>
+              <w:t>____</w:t>
             </w:r>
           </w:p>
         </w:tc>
@@ -2065,6 +1909,10 @@
           <w:p>
             <w:r/>
             <w:r>
+              <w:rPr>
+                <w:b w:val="0"/>
+                <w:i w:val="0"/>
+              </w:rPr>
               <w:t>Finish the current instruction (if the interrupt is higher priority)</w:t>
             </w:r>
           </w:p>
@@ -2077,8 +1925,10 @@
             <w:r/>
             <w:r>
               <w:rPr>
-                <w:b/>
+                <w:b w:val="0"/>
+                <w:i w:val="0"/>
               </w:rPr>
+              <w:t>____</w:t>
             </w:r>
           </w:p>
         </w:tc>
@@ -2087,15 +1937,24 @@
     <w:p/>
     <w:p>
       <w:r>
+        <w:rPr>
+          <w:b w:val="0"/>
+          <w:i w:val="0"/>
+        </w:rPr>
         <w:t xml:space="preserve">e) Why must the registers be saved on a </w:t>
       </w:r>
       <w:r>
         <w:rPr>
           <w:b/>
+          <w:i w:val="0"/>
         </w:rPr>
         <w:t>stack</w:t>
       </w:r>
       <w:r>
+        <w:rPr>
+          <w:b w:val="0"/>
+          <w:i w:val="0"/>
+        </w:rPr>
         <w:t xml:space="preserve"> (LIFO) rather than in a single store?</w:t>
       </w:r>
     </w:p>
@@ -2118,21 +1977,34 @@
         <w:pStyle w:val="Heading3"/>
       </w:pPr>
       <w:r>
+        <w:rPr>
+          <w:b w:val="0"/>
+          <w:i w:val="0"/>
+        </w:rPr>
         <w:t>7. OOP — terms labelling/matching</w:t>
       </w:r>
     </w:p>
     <w:p>
       <w:r>
+        <w:rPr>
+          <w:b w:val="0"/>
+          <w:i w:val="0"/>
+        </w:rPr>
         <w:t>Match each OOP term to its meaning.</w:t>
       </w:r>
     </w:p>
     <w:p>
       <w:r>
+        <w:rPr>
+          <w:b w:val="0"/>
+          <w:i w:val="0"/>
+        </w:rPr>
         <w:t xml:space="preserve">Terms: </w:t>
       </w:r>
       <w:r>
         <w:rPr>
           <w:b/>
+          <w:i w:val="0"/>
         </w:rPr>
         <w:t>Class · Object · Method · Attribute · Inheritance · Encapsulation · Polymorphism</w:t>
       </w:r>
@@ -2162,6 +2034,7 @@
             <w:r>
               <w:rPr>
                 <w:b/>
+                <w:i w:val="0"/>
               </w:rPr>
               <w:t>Meaning</w:t>
             </w:r>
@@ -2181,6 +2054,7 @@
             <w:r>
               <w:rPr>
                 <w:b/>
+                <w:i w:val="0"/>
               </w:rPr>
               <w:t>Term</w:t>
             </w:r>
@@ -2195,6 +2069,10 @@
           <w:p>
             <w:r/>
             <w:r>
+              <w:rPr>
+                <w:b w:val="0"/>
+                <w:i w:val="0"/>
+              </w:rPr>
               <w:t>A specific instance of a class.</w:t>
             </w:r>
           </w:p>
@@ -2207,27 +2085,10 @@
             <w:r/>
             <w:r>
               <w:rPr>
-                <w:b/>
+                <w:b w:val="0"/>
+                <w:i w:val="0"/>
               </w:rPr>
-              <w:t>_</w:t>
-            </w:r>
-            <w:r>
-              <w:rPr>
-                <w:b/>
-              </w:rPr>
-              <w:t>_</w:t>
-            </w:r>
-            <w:r>
-              <w:rPr>
-                <w:b/>
-              </w:rPr>
-              <w:t>_</w:t>
-            </w:r>
-            <w:r>
-              <w:rPr>
-                <w:b/>
-              </w:rPr>
-              <w:t>_</w:t>
+              <w:t>____________________</w:t>
             </w:r>
           </w:p>
         </w:tc>
@@ -2240,6 +2101,10 @@
           <w:p>
             <w:r/>
             <w:r>
+              <w:rPr>
+                <w:b w:val="0"/>
+                <w:i w:val="0"/>
+              </w:rPr>
               <w:t>A template/blueprint defining attributes and methods.</w:t>
             </w:r>
           </w:p>
@@ -2252,27 +2117,10 @@
             <w:r/>
             <w:r>
               <w:rPr>
-                <w:b/>
+                <w:b w:val="0"/>
+                <w:i w:val="0"/>
               </w:rPr>
-              <w:t>_</w:t>
-            </w:r>
-            <w:r>
-              <w:rPr>
-                <w:b/>
-              </w:rPr>
-              <w:t>_</w:t>
-            </w:r>
-            <w:r>
-              <w:rPr>
-                <w:b/>
-              </w:rPr>
-              <w:t>_</w:t>
-            </w:r>
-            <w:r>
-              <w:rPr>
-                <w:b/>
-              </w:rPr>
-              <w:t>_</w:t>
+              <w:t>____________________</w:t>
             </w:r>
           </w:p>
         </w:tc>
@@ -2285,6 +2133,10 @@
           <w:p>
             <w:r/>
             <w:r>
+              <w:rPr>
+                <w:b w:val="0"/>
+                <w:i w:val="0"/>
+              </w:rPr>
               <w:t>A variable belonging to a class/object (its data/state).</w:t>
             </w:r>
           </w:p>
@@ -2297,27 +2149,10 @@
             <w:r/>
             <w:r>
               <w:rPr>
-                <w:b/>
+                <w:b w:val="0"/>
+                <w:i w:val="0"/>
               </w:rPr>
-              <w:t>_</w:t>
-            </w:r>
-            <w:r>
-              <w:rPr>
-                <w:b/>
-              </w:rPr>
-              <w:t>_</w:t>
-            </w:r>
-            <w:r>
-              <w:rPr>
-                <w:b/>
-              </w:rPr>
-              <w:t>_</w:t>
-            </w:r>
-            <w:r>
-              <w:rPr>
-                <w:b/>
-              </w:rPr>
-              <w:t>_</w:t>
+              <w:t>____________________</w:t>
             </w:r>
           </w:p>
         </w:tc>
@@ -2330,6 +2165,10 @@
           <w:p>
             <w:r/>
             <w:r>
+              <w:rPr>
+                <w:b w:val="0"/>
+                <w:i w:val="0"/>
+              </w:rPr>
               <w:t>A subroutine belonging to a class (its behaviour).</w:t>
             </w:r>
           </w:p>
@@ -2342,27 +2181,10 @@
             <w:r/>
             <w:r>
               <w:rPr>
-                <w:b/>
+                <w:b w:val="0"/>
+                <w:i w:val="0"/>
               </w:rPr>
-              <w:t>_</w:t>
-            </w:r>
-            <w:r>
-              <w:rPr>
-                <w:b/>
-              </w:rPr>
-              <w:t>_</w:t>
-            </w:r>
-            <w:r>
-              <w:rPr>
-                <w:b/>
-              </w:rPr>
-              <w:t>_</w:t>
-            </w:r>
-            <w:r>
-              <w:rPr>
-                <w:b/>
-              </w:rPr>
-              <w:t>_</w:t>
+              <w:t>____________________</w:t>
             </w:r>
           </w:p>
         </w:tc>
@@ -2375,6 +2197,10 @@
           <w:p>
             <w:r/>
             <w:r>
+              <w:rPr>
+                <w:b w:val="0"/>
+                <w:i w:val="0"/>
+              </w:rPr>
               <w:t>Bundling data and methods together and hiding the data (private attributes accessed via methods).</w:t>
             </w:r>
           </w:p>
@@ -2387,27 +2213,10 @@
             <w:r/>
             <w:r>
               <w:rPr>
-                <w:b/>
+                <w:b w:val="0"/>
+                <w:i w:val="0"/>
               </w:rPr>
-              <w:t>_</w:t>
-            </w:r>
-            <w:r>
-              <w:rPr>
-                <w:b/>
-              </w:rPr>
-              <w:t>_</w:t>
-            </w:r>
-            <w:r>
-              <w:rPr>
-                <w:b/>
-              </w:rPr>
-              <w:t>_</w:t>
-            </w:r>
-            <w:r>
-              <w:rPr>
-                <w:b/>
-              </w:rPr>
-              <w:t>_</w:t>
+              <w:t>____________________</w:t>
             </w:r>
           </w:p>
         </w:tc>
@@ -2420,6 +2229,10 @@
           <w:p>
             <w:r/>
             <w:r>
+              <w:rPr>
+                <w:b w:val="0"/>
+                <w:i w:val="0"/>
+              </w:rPr>
               <w:t>A subclass acquiring the attributes/methods of a superclass, and able to add or override them.</w:t>
             </w:r>
           </w:p>
@@ -2432,27 +2245,10 @@
             <w:r/>
             <w:r>
               <w:rPr>
-                <w:b/>
+                <w:b w:val="0"/>
+                <w:i w:val="0"/>
               </w:rPr>
-              <w:t>_</w:t>
-            </w:r>
-            <w:r>
-              <w:rPr>
-                <w:b/>
-              </w:rPr>
-              <w:t>_</w:t>
-            </w:r>
-            <w:r>
-              <w:rPr>
-                <w:b/>
-              </w:rPr>
-              <w:t>_</w:t>
-            </w:r>
-            <w:r>
-              <w:rPr>
-                <w:b/>
-              </w:rPr>
-              <w:t>_</w:t>
+              <w:t>____________________</w:t>
             </w:r>
           </w:p>
         </w:tc>
@@ -2465,6 +2261,10 @@
           <w:p>
             <w:r/>
             <w:r>
+              <w:rPr>
+                <w:b w:val="0"/>
+                <w:i w:val="0"/>
+              </w:rPr>
               <w:t>The same method name behaving differently depending on the object.</w:t>
             </w:r>
           </w:p>
@@ -2477,27 +2277,10 @@
             <w:r/>
             <w:r>
               <w:rPr>
-                <w:b/>
+                <w:b w:val="0"/>
+                <w:i w:val="0"/>
               </w:rPr>
-              <w:t>_</w:t>
-            </w:r>
-            <w:r>
-              <w:rPr>
-                <w:b/>
-              </w:rPr>
-              <w:t>_</w:t>
-            </w:r>
-            <w:r>
-              <w:rPr>
-                <w:b/>
-              </w:rPr>
-              <w:t>_</w:t>
-            </w:r>
-            <w:r>
-              <w:rPr>
-                <w:b/>
-              </w:rPr>
-              <w:t>_</w:t>
+              <w:t>____________________</w:t>
             </w:r>
           </w:p>
         </w:tc>
@@ -2516,6 +2299,10 @@
         <w:pStyle w:val="Heading3"/>
       </w:pPr>
       <w:r>
+        <w:rPr>
+          <w:b w:val="0"/>
+          <w:i w:val="0"/>
+        </w:rPr>
         <w:t>8. Challenge box</w:t>
       </w:r>
     </w:p>
@@ -2527,28 +2314,43 @@
       <w:r>
         <w:rPr>
           <w:b/>
+          <w:i w:val="0"/>
         </w:rPr>
         <w:t>Challenge.</w:t>
       </w:r>
       <w:r>
+        <w:rPr>
+          <w:b w:val="0"/>
+          <w:i w:val="0"/>
+        </w:rPr>
         <w:t xml:space="preserve"> A team is distributing finished commercial software to customers who must </w:t>
       </w:r>
       <w:r>
         <w:rPr>
           <w:b/>
+          <w:i w:val="0"/>
         </w:rPr>
         <w:t>not</w:t>
       </w:r>
       <w:r>
+        <w:rPr>
+          <w:b w:val="0"/>
+          <w:i w:val="0"/>
+        </w:rPr>
         <w:t xml:space="preserve"> see the source code, and the program must </w:t>
       </w:r>
       <w:r>
         <w:rPr>
           <w:b/>
+          <w:i w:val="0"/>
         </w:rPr>
         <w:t>run quickly</w:t>
       </w:r>
       <w:r>
+        <w:rPr>
+          <w:b w:val="0"/>
+          <w:i w:val="0"/>
+        </w:rPr>
         <w:t xml:space="preserve"> on the user's machine without needing anything else installed.</w:t>
       </w:r>
     </w:p>
@@ -2564,33 +2366,52 @@
         <w:shd w:fill="FFF8E7"/>
       </w:pPr>
       <w:r>
+        <w:rPr>
+          <w:b w:val="0"/>
+          <w:i w:val="0"/>
+        </w:rPr>
         <w:t xml:space="preserve">(i) Should they use a </w:t>
       </w:r>
       <w:r>
         <w:rPr>
           <w:b/>
+          <w:i w:val="0"/>
         </w:rPr>
         <w:t>compiler</w:t>
       </w:r>
       <w:r>
+        <w:rPr>
+          <w:b w:val="0"/>
+          <w:i w:val="0"/>
+        </w:rPr>
         <w:t xml:space="preserve"> or an </w:t>
       </w:r>
       <w:r>
         <w:rPr>
           <w:b/>
+          <w:i w:val="0"/>
         </w:rPr>
         <w:t>interpreter</w:t>
       </w:r>
       <w:r>
+        <w:rPr>
+          <w:b w:val="0"/>
+          <w:i w:val="0"/>
+        </w:rPr>
         <w:t xml:space="preserve">? Justify with </w:t>
       </w:r>
       <w:r>
         <w:rPr>
           <w:b/>
+          <w:i w:val="0"/>
         </w:rPr>
         <w:t>two</w:t>
       </w:r>
       <w:r>
+        <w:rPr>
+          <w:b w:val="0"/>
+          <w:i w:val="0"/>
+        </w:rPr>
         <w:t xml:space="preserve"> reasons drawn from the table in Q3.</w:t>
       </w:r>
     </w:p>
@@ -2606,33 +2427,52 @@
         <w:shd w:fill="FFF8E7"/>
       </w:pPr>
       <w:r>
+        <w:rPr>
+          <w:b w:val="0"/>
+          <w:i w:val="0"/>
+        </w:rPr>
         <w:t xml:space="preserve">(ii) The OS uses </w:t>
       </w:r>
       <w:r>
         <w:rPr>
           <w:b/>
+          <w:i w:val="0"/>
         </w:rPr>
         <w:t>virtual memory</w:t>
       </w:r>
       <w:r>
+        <w:rPr>
+          <w:b w:val="0"/>
+          <w:i w:val="0"/>
+        </w:rPr>
         <w:t xml:space="preserve"> to let several large programs run at once. Explain why virtual memory does </w:t>
       </w:r>
       <w:r>
         <w:rPr>
           <w:b/>
+          <w:i w:val="0"/>
         </w:rPr>
         <w:t>not</w:t>
       </w:r>
       <w:r>
+        <w:rPr>
+          <w:b w:val="0"/>
+          <w:i w:val="0"/>
+        </w:rPr>
         <w:t xml:space="preserve"> actually increase the amount of RAM, and name the problem caused by </w:t>
       </w:r>
       <w:r>
         <w:rPr>
           <w:b/>
+          <w:i w:val="0"/>
         </w:rPr>
         <w:t>excessive</w:t>
       </w:r>
       <w:r>
+        <w:rPr>
+          <w:b w:val="0"/>
+          <w:i w:val="0"/>
+        </w:rPr>
         <w:t xml:space="preserve"> swapping.</w:t>
       </w:r>
     </w:p>
@@ -2649,86 +2489,10 @@
       </w:pPr>
       <w:r>
         <w:rPr>
-          <w:b/>
+          <w:b w:val="0"/>
+          <w:i w:val="0"/>
         </w:rPr>
-        <w:t>_</w:t>
-      </w:r>
-      <w:r>
-        <w:rPr>
-          <w:b/>
-        </w:rPr>
-        <w:t>_</w:t>
-      </w:r>
-      <w:r>
-        <w:rPr>
-          <w:b/>
-        </w:rPr>
-        <w:t>_</w:t>
-      </w:r>
-      <w:r>
-        <w:rPr>
-          <w:b/>
-        </w:rPr>
-        <w:t>_</w:t>
-      </w:r>
-      <w:r>
-        <w:rPr>
-          <w:b/>
-        </w:rPr>
-        <w:t>_</w:t>
-      </w:r>
-      <w:r>
-        <w:rPr>
-          <w:b/>
-        </w:rPr>
-        <w:t>_</w:t>
-      </w:r>
-      <w:r>
-        <w:rPr>
-          <w:b/>
-        </w:rPr>
-        <w:t>_</w:t>
-      </w:r>
-      <w:r>
-        <w:rPr>
-          <w:b/>
-        </w:rPr>
-        <w:t>_</w:t>
-      </w:r>
-      <w:r>
-        <w:rPr>
-          <w:b/>
-        </w:rPr>
-        <w:t>_</w:t>
-      </w:r>
-      <w:r>
-        <w:rPr>
-          <w:b/>
-        </w:rPr>
-        <w:t>_</w:t>
-      </w:r>
-      <w:r>
-        <w:rPr>
-          <w:b/>
-        </w:rPr>
-        <w:t>_</w:t>
-      </w:r>
-      <w:r>
-        <w:rPr>
-          <w:b/>
-        </w:rPr>
-        <w:t>_</w:t>
-      </w:r>
-      <w:r>
-        <w:rPr>
-          <w:b/>
-        </w:rPr>
-        <w:t>_</w:t>
-      </w:r>
-      <w:r>
-        <w:rPr>
-          <w:b/>
-        </w:rPr>
+        <w:t>____________________________________________________________________</w:t>
       </w:r>
     </w:p>
     <w:p>
@@ -2744,86 +2508,10 @@
       </w:pPr>
       <w:r>
         <w:rPr>
-          <w:b/>
+          <w:b w:val="0"/>
+          <w:i w:val="0"/>
         </w:rPr>
-        <w:t>_</w:t>
-      </w:r>
-      <w:r>
-        <w:rPr>
-          <w:b/>
-        </w:rPr>
-        <w:t>_</w:t>
-      </w:r>
-      <w:r>
-        <w:rPr>
-          <w:b/>
-        </w:rPr>
-        <w:t>_</w:t>
-      </w:r>
-      <w:r>
-        <w:rPr>
-          <w:b/>
-        </w:rPr>
-        <w:t>_</w:t>
-      </w:r>
-      <w:r>
-        <w:rPr>
-          <w:b/>
-        </w:rPr>
-        <w:t>_</w:t>
-      </w:r>
-      <w:r>
-        <w:rPr>
-          <w:b/>
-        </w:rPr>
-        <w:t>_</w:t>
-      </w:r>
-      <w:r>
-        <w:rPr>
-          <w:b/>
-        </w:rPr>
-        <w:t>_</w:t>
-      </w:r>
-      <w:r>
-        <w:rPr>
-          <w:b/>
-        </w:rPr>
-        <w:t>_</w:t>
-      </w:r>
-      <w:r>
-        <w:rPr>
-          <w:b/>
-        </w:rPr>
-        <w:t>_</w:t>
-      </w:r>
-      <w:r>
-        <w:rPr>
-          <w:b/>
-        </w:rPr>
-        <w:t>_</w:t>
-      </w:r>
-      <w:r>
-        <w:rPr>
-          <w:b/>
-        </w:rPr>
-        <w:t>_</w:t>
-      </w:r>
-      <w:r>
-        <w:rPr>
-          <w:b/>
-        </w:rPr>
-        <w:t>_</w:t>
-      </w:r>
-      <w:r>
-        <w:rPr>
-          <w:b/>
-        </w:rPr>
-        <w:t>_</w:t>
-      </w:r>
-      <w:r>
-        <w:rPr>
-          <w:b/>
-        </w:rPr>
+        <w:t>____________________________________________________________________</w:t>
       </w:r>
     </w:p>
     <w:p>
@@ -2839,86 +2527,10 @@
       </w:pPr>
       <w:r>
         <w:rPr>
-          <w:b/>
+          <w:b w:val="0"/>
+          <w:i w:val="0"/>
         </w:rPr>
-        <w:t>_</w:t>
-      </w:r>
-      <w:r>
-        <w:rPr>
-          <w:b/>
-        </w:rPr>
-        <w:t>_</w:t>
-      </w:r>
-      <w:r>
-        <w:rPr>
-          <w:b/>
-        </w:rPr>
-        <w:t>_</w:t>
-      </w:r>
-      <w:r>
-        <w:rPr>
-          <w:b/>
-        </w:rPr>
-        <w:t>_</w:t>
-      </w:r>
-      <w:r>
-        <w:rPr>
-          <w:b/>
-        </w:rPr>
-        <w:t>_</w:t>
-      </w:r>
-      <w:r>
-        <w:rPr>
-          <w:b/>
-        </w:rPr>
-        <w:t>_</w:t>
-      </w:r>
-      <w:r>
-        <w:rPr>
-          <w:b/>
-        </w:rPr>
-        <w:t>_</w:t>
-      </w:r>
-      <w:r>
-        <w:rPr>
-          <w:b/>
-        </w:rPr>
-        <w:t>_</w:t>
-      </w:r>
-      <w:r>
-        <w:rPr>
-          <w:b/>
-        </w:rPr>
-        <w:t>_</w:t>
-      </w:r>
-      <w:r>
-        <w:rPr>
-          <w:b/>
-        </w:rPr>
-        <w:t>_</w:t>
-      </w:r>
-      <w:r>
-        <w:rPr>
-          <w:b/>
-        </w:rPr>
-        <w:t>_</w:t>
-      </w:r>
-      <w:r>
-        <w:rPr>
-          <w:b/>
-        </w:rPr>
-        <w:t>_</w:t>
-      </w:r>
-      <w:r>
-        <w:rPr>
-          <w:b/>
-        </w:rPr>
-        <w:t>_</w:t>
-      </w:r>
-      <w:r>
-        <w:rPr>
-          <w:b/>
-        </w:rPr>
+        <w:t>____________________________________________________________________</w:t>
       </w:r>
     </w:p>
     <w:p>
@@ -2933,64 +2545,110 @@
         <w:pStyle w:val="Heading3"/>
       </w:pPr>
       <w:r>
+        <w:rPr>
+          <w:b w:val="0"/>
+          <w:i w:val="0"/>
+        </w:rPr>
         <w:t>9. Interrupt handling with a nested interrupt — order the sequence</w:t>
       </w:r>
     </w:p>
     <w:p>
       <w:r>
+        <w:rPr>
+          <w:b w:val="0"/>
+          <w:i w:val="0"/>
+        </w:rPr>
         <w:t xml:space="preserve">A word processor is running when the printer raises an interrupt (out of paper). While the printer's ISR is running, a </w:t>
       </w:r>
       <w:r>
         <w:rPr>
           <w:b/>
+          <w:i w:val="0"/>
         </w:rPr>
         <w:t>higher-priority</w:t>
       </w:r>
       <w:r>
+        <w:rPr>
+          <w:b w:val="0"/>
+          <w:i w:val="0"/>
+        </w:rPr>
         <w:t xml:space="preserve"> power-failure interrupt occurs. Number the steps </w:t>
       </w:r>
       <w:r>
         <w:rPr>
           <w:b/>
+          <w:i w:val="0"/>
         </w:rPr>
         <w:t>1–7</w:t>
       </w:r>
       <w:r>
+        <w:rPr>
+          <w:b w:val="0"/>
+          <w:i w:val="0"/>
+        </w:rPr>
         <w:t xml:space="preserve"> in the order they happen. Examiners report that candidates often forget the priority check and the reverse-order restore — watch for both.</w:t>
       </w:r>
     </w:p>
     <w:p>
       <w:r>
+        <w:rPr>
+          <w:b w:val="0"/>
+          <w:i w:val="0"/>
+        </w:rPr>
         <w:t>____ The registers are popped off the stack in reverse order and the word processor resumes exactly where it left off.</w:t>
       </w:r>
     </w:p>
     <w:p>
       <w:r>
+        <w:rPr>
+          <w:b w:val="0"/>
+          <w:i w:val="0"/>
+        </w:rPr>
         <w:t>____ At the end of the current FDE cycle, the CPU checks the interrupt register and finds a flag set.</w:t>
       </w:r>
     </w:p>
     <w:p>
       <w:r>
+        <w:rPr>
+          <w:b w:val="0"/>
+          <w:i w:val="0"/>
+        </w:rPr>
         <w:t>____ The contents of the registers (PC, ACC, etc.) are pushed onto the stack.</w:t>
       </w:r>
     </w:p>
     <w:p>
       <w:r>
+        <w:rPr>
+          <w:b w:val="0"/>
+          <w:i w:val="0"/>
+        </w:rPr>
         <w:t>____ The PC is loaded with the address of the printer's ISR (from the interrupt vector), and the ISR begins to run.</w:t>
       </w:r>
     </w:p>
     <w:p>
       <w:r>
+        <w:rPr>
+          <w:b w:val="0"/>
+          <w:i w:val="0"/>
+        </w:rPr>
         <w:t>____ The printer interrupt's priority is compared with the current task's; it is higher, so it will be serviced.</w:t>
       </w:r>
     </w:p>
     <w:p>
       <w:r>
+        <w:rPr>
+          <w:b w:val="0"/>
+          <w:i w:val="0"/>
+        </w:rPr>
         <w:t>____ The power-failure interrupt occurs: the printer ISR's register values are pushed onto the stack, and the higher-priority ISR runs to completion first.</w:t>
       </w:r>
     </w:p>
     <w:p>
       <w:r>
+        <w:rPr>
+          <w:b w:val="0"/>
+          <w:i w:val="0"/>
+        </w:rPr>
         <w:t>____ The printer ISR's registers are popped off the stack and the printer ISR finishes running.</w:t>
       </w:r>
     </w:p>
@@ -3006,29 +2664,47 @@
         <w:pStyle w:val="Heading3"/>
       </w:pPr>
       <w:r>
+        <w:rPr>
+          <w:b w:val="0"/>
+          <w:i w:val="0"/>
+        </w:rPr>
         <w:t>10. Which methodology — and why?</w:t>
       </w:r>
     </w:p>
     <w:p>
       <w:r>
+        <w:rPr>
+          <w:b w:val="0"/>
+          <w:i w:val="0"/>
+        </w:rPr>
         <w:t xml:space="preserve">For each scenario, choose the best-fit methodology </w:t>
       </w:r>
       <w:r>
         <w:rPr>
           <w:b/>
+          <w:i w:val="0"/>
         </w:rPr>
         <w:t>(Waterfall · Agile · Extreme Programming (XP) · Spiral · RAD)</w:t>
       </w:r>
       <w:r>
+        <w:rPr>
+          <w:b w:val="0"/>
+          <w:i w:val="0"/>
+        </w:rPr>
         <w:t xml:space="preserve"> and — unlike activity 4 — add a </w:t>
       </w:r>
       <w:r>
         <w:rPr>
           <w:b/>
+          <w:i w:val="0"/>
         </w:rPr>
         <w:t>one-sentence justification that quotes evidence from the scenario</w:t>
       </w:r>
       <w:r>
+        <w:rPr>
+          <w:b w:val="0"/>
+          <w:i w:val="0"/>
+        </w:rPr>
         <w:t>. A bare methodology name with no scenario-linked reason scores nothing.</w:t>
       </w:r>
     </w:p>
@@ -3058,6 +2734,7 @@
             <w:r>
               <w:rPr>
                 <w:b/>
+                <w:i w:val="0"/>
               </w:rPr>
               <w:t>Scenario</w:t>
             </w:r>
@@ -3077,6 +2754,7 @@
             <w:r>
               <w:rPr>
                 <w:b/>
+                <w:i w:val="0"/>
               </w:rPr>
               <w:t>Methodology</w:t>
             </w:r>
@@ -3096,6 +2774,7 @@
             <w:r>
               <w:rPr>
                 <w:b/>
+                <w:i w:val="0"/>
               </w:rPr>
               <w:t>Justification (quote the scenario)</w:t>
             </w:r>
@@ -3110,6 +2789,10 @@
           <w:p>
             <w:r/>
             <w:r>
+              <w:rPr>
+                <w:b w:val="0"/>
+                <w:i w:val="0"/>
+              </w:rPr>
               <w:t>a) A games studio must show a publisher a playable demo within weeks, then evolve it sprint by sprint using tester feedback.</w:t>
             </w:r>
           </w:p>
@@ -3139,6 +2822,10 @@
           <w:p>
             <w:r/>
             <w:r>
+              <w:rPr>
+                <w:b w:val="0"/>
+                <w:i w:val="0"/>
+              </w:rPr>
               <w:t>b) Tax-return software must implement fully specified, legally fixed government rules, with formal documentation and sign-off at each stage.</w:t>
             </w:r>
           </w:p>
@@ -3168,6 +2855,10 @@
           <w:p>
             <w:r/>
             <w:r>
+              <w:rPr>
+                <w:b w:val="0"/>
+                <w:i w:val="0"/>
+              </w:rPr>
               <w:t>c) A large defence project must evaluate the risks of each phase, building a prototype before more budget is committed to the next loop.</w:t>
             </w:r>
           </w:p>
@@ -3197,6 +2888,10 @@
           <w:p>
             <w:r/>
             <w:r>
+              <w:rPr>
+                <w:b w:val="0"/>
+                <w:i w:val="0"/>
+              </w:rPr>
               <w:t>d) A two-developer team writing firmware for a heart-rate monitor: quality is critical, a customer representative is available daily, and they release small, constantly-tested increments.</w:t>
             </w:r>
           </w:p>
@@ -3226,6 +2921,10 @@
           <w:p>
             <w:r/>
             <w:r>
+              <w:rPr>
+                <w:b w:val="0"/>
+                <w:i w:val="0"/>
+              </w:rPr>
               <w:t>e) An internal admin tool is needed urgently; users will refine throwaway prototypes with the developers, and a polished user interface matters more than efficient code.</w:t>
             </w:r>
           </w:p>
@@ -3261,11 +2960,19 @@
         <w:pStyle w:val="Heading2"/>
       </w:pPr>
       <w:r>
+        <w:rPr>
+          <w:b w:val="0"/>
+          <w:i w:val="0"/>
+        </w:rPr>
         <w:t>Section B — Exam practice (30 marks)</w:t>
       </w:r>
     </w:p>
     <w:p>
       <w:r>
+        <w:rPr>
+          <w:b w:val="0"/>
+          <w:i w:val="0"/>
+        </w:rPr>
         <w:t>Answer all questions. Marks and assessment objectives are shown in brackets.</w:t>
       </w:r>
     </w:p>
@@ -3273,28 +2980,43 @@
       <w:r>
         <w:rPr>
           <w:b/>
+          <w:i w:val="0"/>
         </w:rPr>
         <w:t>Q1</w:t>
       </w:r>
       <w:r>
+        <w:rPr>
+          <w:b w:val="0"/>
+          <w:i w:val="0"/>
+        </w:rPr>
         <w:t xml:space="preserve"> State </w:t>
       </w:r>
       <w:r>
         <w:rPr>
           <w:b/>
+          <w:i w:val="0"/>
         </w:rPr>
         <w:t>two</w:t>
       </w:r>
       <w:r>
+        <w:rPr>
+          <w:b w:val="0"/>
+          <w:i w:val="0"/>
+        </w:rPr>
         <w:t xml:space="preserve"> functions carried out by an operating system. </w:t>
       </w:r>
       <w:r>
         <w:rPr>
           <w:b/>
+          <w:i w:val="0"/>
         </w:rPr>
         <w:t>[2]</w:t>
       </w:r>
       <w:r>
+        <w:rPr>
+          <w:b w:val="0"/>
+          <w:i w:val="0"/>
+        </w:rPr>
         <w:t xml:space="preserve"> (AO1)</w:t>
       </w:r>
     </w:p>
@@ -3340,28 +3062,43 @@
       <w:r>
         <w:rPr>
           <w:b/>
+          <w:i w:val="0"/>
         </w:rPr>
         <w:t>Q2</w:t>
       </w:r>
       <w:r>
+        <w:rPr>
+          <w:b w:val="0"/>
+          <w:i w:val="0"/>
+        </w:rPr>
         <w:t xml:space="preserve"> Describe what happens during the </w:t>
       </w:r>
       <w:r>
         <w:rPr>
           <w:b/>
+          <w:i w:val="0"/>
         </w:rPr>
         <w:t>lexical analysis</w:t>
       </w:r>
       <w:r>
+        <w:rPr>
+          <w:b w:val="0"/>
+          <w:i w:val="0"/>
+        </w:rPr>
         <w:t xml:space="preserve"> stage of compilation. </w:t>
       </w:r>
       <w:r>
         <w:rPr>
           <w:b/>
+          <w:i w:val="0"/>
         </w:rPr>
         <w:t>[2]</w:t>
       </w:r>
       <w:r>
+        <w:rPr>
+          <w:b w:val="0"/>
+          <w:i w:val="0"/>
+        </w:rPr>
         <w:t xml:space="preserve"> (AO1)</w:t>
       </w:r>
     </w:p>
@@ -3407,28 +3144,43 @@
       <w:r>
         <w:rPr>
           <w:b/>
+          <w:i w:val="0"/>
         </w:rPr>
         <w:t>Q3</w:t>
       </w:r>
       <w:r>
+        <w:rPr>
+          <w:b w:val="0"/>
+          <w:i w:val="0"/>
+        </w:rPr>
         <w:t xml:space="preserve"> An A-level student is learning to program in Python. She writes short programs, makes small changes and re-runs her code many times each lesson. Explain why a language that is </w:t>
       </w:r>
       <w:r>
         <w:rPr>
           <w:b/>
+          <w:i w:val="0"/>
         </w:rPr>
         <w:t>interpreted</w:t>
       </w:r>
       <w:r>
+        <w:rPr>
+          <w:b w:val="0"/>
+          <w:i w:val="0"/>
+        </w:rPr>
         <w:t xml:space="preserve"> is well suited to the student's situation. </w:t>
       </w:r>
       <w:r>
         <w:rPr>
           <w:b/>
+          <w:i w:val="0"/>
         </w:rPr>
         <w:t>[3]</w:t>
       </w:r>
       <w:r>
+        <w:rPr>
+          <w:b w:val="0"/>
+          <w:i w:val="0"/>
+        </w:rPr>
         <w:t xml:space="preserve"> (AO2)</w:t>
       </w:r>
     </w:p>
@@ -3489,37 +3241,57 @@
       <w:r>
         <w:rPr>
           <w:b/>
+          <w:i w:val="0"/>
         </w:rPr>
         <w:t>Q4</w:t>
       </w:r>
       <w:r>
+        <w:rPr>
+          <w:b w:val="0"/>
+          <w:i w:val="0"/>
+        </w:rPr>
         <w:t xml:space="preserve"> A charity has asked a developer to build a fundraising website. The trustees are not sure exactly what features they want, expect their ideas to change as they see the site develop, and would like to try out working versions regularly. Explain why an </w:t>
       </w:r>
       <w:r>
         <w:rPr>
           <w:b/>
+          <w:i w:val="0"/>
         </w:rPr>
         <w:t>agile</w:t>
       </w:r>
       <w:r>
+        <w:rPr>
+          <w:b w:val="0"/>
+          <w:i w:val="0"/>
+        </w:rPr>
         <w:t xml:space="preserve"> approach is more appropriate than the </w:t>
       </w:r>
       <w:r>
         <w:rPr>
           <w:b/>
+          <w:i w:val="0"/>
         </w:rPr>
         <w:t>waterfall</w:t>
       </w:r>
       <w:r>
+        <w:rPr>
+          <w:b w:val="0"/>
+          <w:i w:val="0"/>
+        </w:rPr>
         <w:t xml:space="preserve"> lifecycle for this project. </w:t>
       </w:r>
       <w:r>
         <w:rPr>
           <w:b/>
+          <w:i w:val="0"/>
         </w:rPr>
         <w:t>[4]</w:t>
       </w:r>
       <w:r>
+        <w:rPr>
+          <w:b w:val="0"/>
+          <w:i w:val="0"/>
+        </w:rPr>
         <w:t xml:space="preserve"> (AO2)</w:t>
       </w:r>
     </w:p>
@@ -3603,28 +3375,45 @@
       <w:r>
         <w:rPr>
           <w:b/>
+          <w:i w:val="0"/>
         </w:rPr>
         <w:t>Q5</w:t>
       </w:r>
       <w:r>
+        <w:rPr>
+          <w:b w:val="0"/>
+          <w:i w:val="0"/>
+        </w:rPr>
         <w:t xml:space="preserve"> A processor executes the instruction </w:t>
       </w:r>
       <w:r>
         <w:rPr>
+          <w:rFonts w:ascii="Consolas" w:hAnsi="Consolas"/>
           <w:b/>
+          <w:i w:val="0"/>
+          <w:sz w:val="19"/>
         </w:rPr>
-        <w:t>`LDA 40`</w:t>
+        <w:t>LDA 40</w:t>
       </w:r>
       <w:r>
+        <w:rPr>
+          <w:b w:val="0"/>
+          <w:i w:val="0"/>
+        </w:rPr>
         <w:t xml:space="preserve">. The index register currently holds </w:t>
       </w:r>
       <w:r>
         <w:rPr>
           <w:b/>
+          <w:i w:val="0"/>
         </w:rPr>
         <w:t>3</w:t>
       </w:r>
       <w:r>
+        <w:rPr>
+          <w:b w:val="0"/>
+          <w:i w:val="0"/>
+        </w:rPr>
         <w:t>. Memory contents are:</w:t>
       </w:r>
     </w:p>
@@ -3653,6 +3442,7 @@
             <w:r>
               <w:rPr>
                 <w:b/>
+                <w:i w:val="0"/>
               </w:rPr>
               <w:t>Address</w:t>
             </w:r>
@@ -3672,6 +3462,7 @@
             <w:r>
               <w:rPr>
                 <w:b/>
+                <w:i w:val="0"/>
               </w:rPr>
               <w:t>Contents</w:t>
             </w:r>
@@ -3686,6 +3477,10 @@
           <w:p>
             <w:r/>
             <w:r>
+              <w:rPr>
+                <w:b w:val="0"/>
+                <w:i w:val="0"/>
+              </w:rPr>
               <w:t>40</w:t>
             </w:r>
           </w:p>
@@ -3697,6 +3492,10 @@
           <w:p>
             <w:r/>
             <w:r>
+              <w:rPr>
+                <w:b w:val="0"/>
+                <w:i w:val="0"/>
+              </w:rPr>
               <w:t>55</w:t>
             </w:r>
           </w:p>
@@ -3710,6 +3509,10 @@
           <w:p>
             <w:r/>
             <w:r>
+              <w:rPr>
+                <w:b w:val="0"/>
+                <w:i w:val="0"/>
+              </w:rPr>
               <w:t>43</w:t>
             </w:r>
           </w:p>
@@ -3721,6 +3524,10 @@
           <w:p>
             <w:r/>
             <w:r>
+              <w:rPr>
+                <w:b w:val="0"/>
+                <w:i w:val="0"/>
+              </w:rPr>
               <w:t>21</w:t>
             </w:r>
           </w:p>
@@ -3734,6 +3541,10 @@
           <w:p>
             <w:r/>
             <w:r>
+              <w:rPr>
+                <w:b w:val="0"/>
+                <w:i w:val="0"/>
+              </w:rPr>
               <w:t>55</w:t>
             </w:r>
           </w:p>
@@ -3745,6 +3556,10 @@
           <w:p>
             <w:r/>
             <w:r>
+              <w:rPr>
+                <w:b w:val="0"/>
+                <w:i w:val="0"/>
+              </w:rPr>
               <w:t>88</w:t>
             </w:r>
           </w:p>
@@ -3754,15 +3569,24 @@
     <w:p/>
     <w:p>
       <w:r>
+        <w:rPr>
+          <w:b w:val="0"/>
+          <w:i w:val="0"/>
+        </w:rPr>
         <w:t xml:space="preserve">Complete the table to show the value loaded into the accumulator under each addressing mode. </w:t>
       </w:r>
       <w:r>
         <w:rPr>
           <w:b/>
+          <w:i w:val="0"/>
         </w:rPr>
         <w:t>[4]</w:t>
       </w:r>
       <w:r>
+        <w:rPr>
+          <w:b w:val="0"/>
+          <w:i w:val="0"/>
+        </w:rPr>
         <w:t xml:space="preserve"> (AO2)</w:t>
       </w:r>
     </w:p>
@@ -3839,6 +3663,7 @@
             <w:r>
               <w:rPr>
                 <w:b/>
+                <w:i w:val="0"/>
               </w:rPr>
               <w:t>Addressing mode</w:t>
             </w:r>
@@ -3858,6 +3683,7 @@
             <w:r>
               <w:rPr>
                 <w:b/>
+                <w:i w:val="0"/>
               </w:rPr>
               <w:t>Value loaded into ACC</w:t>
             </w:r>
@@ -3872,6 +3698,10 @@
           <w:p>
             <w:r/>
             <w:r>
+              <w:rPr>
+                <w:b w:val="0"/>
+                <w:i w:val="0"/>
+              </w:rPr>
               <w:t>Immediate</w:t>
             </w:r>
           </w:p>
@@ -3893,6 +3723,10 @@
           <w:p>
             <w:r/>
             <w:r>
+              <w:rPr>
+                <w:b w:val="0"/>
+                <w:i w:val="0"/>
+              </w:rPr>
               <w:t>Direct</w:t>
             </w:r>
           </w:p>
@@ -3914,6 +3748,10 @@
           <w:p>
             <w:r/>
             <w:r>
+              <w:rPr>
+                <w:b w:val="0"/>
+                <w:i w:val="0"/>
+              </w:rPr>
               <w:t>Indirect</w:t>
             </w:r>
           </w:p>
@@ -3935,6 +3773,10 @@
           <w:p>
             <w:r/>
             <w:r>
+              <w:rPr>
+                <w:b w:val="0"/>
+                <w:i w:val="0"/>
+              </w:rPr>
               <w:t>Indexed</w:t>
             </w:r>
           </w:p>
@@ -3954,37 +3796,57 @@
       <w:r>
         <w:rPr>
           <w:b/>
+          <w:i w:val="0"/>
         </w:rPr>
         <w:t>Q6</w:t>
       </w:r>
       <w:r>
+        <w:rPr>
+          <w:b w:val="0"/>
+          <w:i w:val="0"/>
+        </w:rPr>
         <w:t xml:space="preserve"> State what is meant by an </w:t>
       </w:r>
       <w:r>
         <w:rPr>
           <w:b/>
+          <w:i w:val="0"/>
         </w:rPr>
         <w:t>interrupt</w:t>
       </w:r>
       <w:r>
+        <w:rPr>
+          <w:b w:val="0"/>
+          <w:i w:val="0"/>
+        </w:rPr>
         <w:t xml:space="preserve">, and give </w:t>
       </w:r>
       <w:r>
         <w:rPr>
           <w:b/>
+          <w:i w:val="0"/>
         </w:rPr>
         <w:t>one</w:t>
       </w:r>
       <w:r>
+        <w:rPr>
+          <w:b w:val="0"/>
+          <w:i w:val="0"/>
+        </w:rPr>
         <w:t xml:space="preserve"> example of an event that would generate one. </w:t>
       </w:r>
       <w:r>
         <w:rPr>
           <w:b/>
+          <w:i w:val="0"/>
         </w:rPr>
         <w:t>[2]</w:t>
       </w:r>
       <w:r>
+        <w:rPr>
+          <w:b w:val="0"/>
+          <w:i w:val="0"/>
+        </w:rPr>
         <w:t xml:space="preserve"> (AO1)</w:t>
       </w:r>
     </w:p>
@@ -4030,46 +3892,71 @@
       <w:r>
         <w:rPr>
           <w:b/>
+          <w:i w:val="0"/>
         </w:rPr>
         <w:t>Q7</w:t>
       </w:r>
       <w:r>
+        <w:rPr>
+          <w:b w:val="0"/>
+          <w:i w:val="0"/>
+        </w:rPr>
         <w:t xml:space="preserve"> Describe </w:t>
       </w:r>
       <w:r>
         <w:rPr>
           <w:b/>
+          <w:i w:val="0"/>
         </w:rPr>
         <w:t>two</w:t>
       </w:r>
       <w:r>
+        <w:rPr>
+          <w:b w:val="0"/>
+          <w:i w:val="0"/>
+        </w:rPr>
         <w:t xml:space="preserve"> differences between </w:t>
       </w:r>
       <w:r>
         <w:rPr>
           <w:b/>
+          <w:i w:val="0"/>
         </w:rPr>
         <w:t>paging</w:t>
       </w:r>
       <w:r>
+        <w:rPr>
+          <w:b w:val="0"/>
+          <w:i w:val="0"/>
+        </w:rPr>
         <w:t xml:space="preserve"> and </w:t>
       </w:r>
       <w:r>
         <w:rPr>
           <w:b/>
+          <w:i w:val="0"/>
         </w:rPr>
         <w:t>segmentation</w:t>
       </w:r>
       <w:r>
+        <w:rPr>
+          <w:b w:val="0"/>
+          <w:i w:val="0"/>
+        </w:rPr>
         <w:t xml:space="preserve">. </w:t>
       </w:r>
       <w:r>
         <w:rPr>
           <w:b/>
+          <w:i w:val="0"/>
         </w:rPr>
         <w:t>[4]</w:t>
       </w:r>
       <w:r>
+        <w:rPr>
+          <w:b w:val="0"/>
+          <w:i w:val="0"/>
+        </w:rPr>
         <w:t xml:space="preserve"> (AO1)</w:t>
       </w:r>
     </w:p>
@@ -4153,42 +4040,66 @@
       <w:r>
         <w:rPr>
           <w:b/>
+          <w:i w:val="0"/>
         </w:rPr>
-        <w:t>Q8\</w:t>
+        <w:t>Q8*</w:t>
       </w:r>
       <w:r>
-        <w:t>* A company is developing the control software for a fleet of autonomous delivery drones. The software is safety-critical: a fault could cause a drone to crash in a public place. However, the client also admits that some requirements — such as how the drones will be tracked by customers — are still evolving and will change during the project.</w:t>
+        <w:rPr>
+          <w:b w:val="0"/>
+          <w:i w:val="0"/>
+        </w:rPr>
+        <w:t xml:space="preserve"> A company is developing the control software for a fleet of autonomous delivery drones. The software is safety-critical: a fault could cause a drone to crash in a public place. However, the client also admits that some requirements — such as how the drones will be tracked by customers — are still evolving and will change during the project.</w:t>
       </w:r>
     </w:p>
     <w:p>
       <w:r>
+        <w:rPr>
+          <w:b w:val="0"/>
+          <w:i w:val="0"/>
+        </w:rPr>
         <w:t xml:space="preserve">Discuss the suitability of the </w:t>
       </w:r>
       <w:r>
         <w:rPr>
           <w:b/>
+          <w:i w:val="0"/>
         </w:rPr>
         <w:t>waterfall lifecycle</w:t>
       </w:r>
       <w:r>
+        <w:rPr>
+          <w:b w:val="0"/>
+          <w:i w:val="0"/>
+        </w:rPr>
         <w:t xml:space="preserve"> and of </w:t>
       </w:r>
       <w:r>
         <w:rPr>
           <w:b/>
+          <w:i w:val="0"/>
         </w:rPr>
         <w:t>agile methodologies</w:t>
       </w:r>
       <w:r>
+        <w:rPr>
+          <w:b w:val="0"/>
+          <w:i w:val="0"/>
+        </w:rPr>
         <w:t xml:space="preserve"> for this project, and recommend how the company should proceed. </w:t>
       </w:r>
       <w:r>
         <w:rPr>
           <w:b/>
+          <w:i w:val="0"/>
         </w:rPr>
         <w:t>[9]</w:t>
       </w:r>
       <w:r>
+        <w:rPr>
+          <w:b w:val="0"/>
+          <w:i w:val="0"/>
+        </w:rPr>
         <w:t xml:space="preserve"> (AO3)</w:t>
       </w:r>
     </w:p>
@@ -4291,6 +4202,7 @@
     <w:p>
       <w:r>
         <w:rPr>
+          <w:b w:val="0"/>
           <w:i/>
         </w:rPr>
         <w:t>The quality of your extended response will be assessed in this question.</w:t>

--- a/Course/1 Component 1 - Computer Systems/1.2 Software and Software Development/00 Topic Resources/6 End-of-Topic Worksheet (editable).docx
+++ b/Course/1 Component 1 - Computer Systems/1.2 Software and Software Development/00 Topic Resources/6 End-of-Topic Worksheet (editable).docx
@@ -3020,30 +3020,32 @@
         <w:t xml:space="preserve"> (AO1)</w:t>
       </w:r>
     </w:p>
-    <w:p>
-      <w:pPr>
-        <w:spacing w:before="260"/>
-        <w:pBdr>
-          <w:bottom w:val="single" w:sz="4" w:space="1" w:color="AAB4C0"/>
-        </w:pBdr>
-      </w:pPr>
-    </w:p>
-    <w:p>
-      <w:pPr>
-        <w:spacing w:before="260"/>
-        <w:pBdr>
-          <w:bottom w:val="single" w:sz="4" w:space="1" w:color="AAB4C0"/>
-        </w:pBdr>
-      </w:pPr>
-    </w:p>
-    <w:p>
-      <w:pPr>
-        <w:spacing w:before="260"/>
-        <w:pBdr>
-          <w:bottom w:val="single" w:sz="4" w:space="1" w:color="AAB4C0"/>
-        </w:pBdr>
-      </w:pPr>
-    </w:p>
+    <w:tbl>
+      <w:tblPr>
+        <w:tblStyle w:val="TableGrid"/>
+        <w:tblW w:type="auto" w:w="0"/>
+        <w:tblLook w:firstColumn="1" w:firstRow="1" w:lastColumn="0" w:lastRow="0" w:noHBand="0" w:noVBand="1" w:val="04A0"/>
+      </w:tblPr>
+      <w:tblGrid>
+        <w:gridCol w:w="8640"/>
+      </w:tblGrid>
+      <w:tr>
+        <w:trPr>
+          <w:trHeight w:val="1020" w:hRule="atLeast"/>
+        </w:trPr>
+        <w:tc>
+          <w:tcPr>
+            <w:tcW w:type="dxa" w:w="8640"/>
+          </w:tcPr>
+          <w:p>
+            <w:pPr>
+              <w:spacing w:before="40"/>
+            </w:pPr>
+          </w:p>
+        </w:tc>
+      </w:tr>
+    </w:tbl>
+    <w:p/>
     <w:p>
       <w:pPr>
         <w:pBdr>
@@ -3102,30 +3104,32 @@
         <w:t xml:space="preserve"> (AO1)</w:t>
       </w:r>
     </w:p>
-    <w:p>
-      <w:pPr>
-        <w:spacing w:before="260"/>
-        <w:pBdr>
-          <w:bottom w:val="single" w:sz="4" w:space="1" w:color="AAB4C0"/>
-        </w:pBdr>
-      </w:pPr>
-    </w:p>
-    <w:p>
-      <w:pPr>
-        <w:spacing w:before="260"/>
-        <w:pBdr>
-          <w:bottom w:val="single" w:sz="4" w:space="1" w:color="AAB4C0"/>
-        </w:pBdr>
-      </w:pPr>
-    </w:p>
-    <w:p>
-      <w:pPr>
-        <w:spacing w:before="260"/>
-        <w:pBdr>
-          <w:bottom w:val="single" w:sz="4" w:space="1" w:color="AAB4C0"/>
-        </w:pBdr>
-      </w:pPr>
-    </w:p>
+    <w:tbl>
+      <w:tblPr>
+        <w:tblStyle w:val="TableGrid"/>
+        <w:tblW w:type="auto" w:w="0"/>
+        <w:tblLook w:firstColumn="1" w:firstRow="1" w:lastColumn="0" w:lastRow="0" w:noHBand="0" w:noVBand="1" w:val="04A0"/>
+      </w:tblPr>
+      <w:tblGrid>
+        <w:gridCol w:w="8640"/>
+      </w:tblGrid>
+      <w:tr>
+        <w:trPr>
+          <w:trHeight w:val="1020" w:hRule="atLeast"/>
+        </w:trPr>
+        <w:tc>
+          <w:tcPr>
+            <w:tcW w:type="dxa" w:w="8640"/>
+          </w:tcPr>
+          <w:p>
+            <w:pPr>
+              <w:spacing w:before="40"/>
+            </w:pPr>
+          </w:p>
+        </w:tc>
+      </w:tr>
+    </w:tbl>
+    <w:p/>
     <w:p>
       <w:pPr>
         <w:pBdr>
@@ -3184,38 +3188,32 @@
         <w:t xml:space="preserve"> (AO2)</w:t>
       </w:r>
     </w:p>
-    <w:p>
-      <w:pPr>
-        <w:spacing w:before="260"/>
-        <w:pBdr>
-          <w:bottom w:val="single" w:sz="4" w:space="1" w:color="AAB4C0"/>
-        </w:pBdr>
-      </w:pPr>
-    </w:p>
-    <w:p>
-      <w:pPr>
-        <w:spacing w:before="260"/>
-        <w:pBdr>
-          <w:bottom w:val="single" w:sz="4" w:space="1" w:color="AAB4C0"/>
-        </w:pBdr>
-      </w:pPr>
-    </w:p>
-    <w:p>
-      <w:pPr>
-        <w:spacing w:before="260"/>
-        <w:pBdr>
-          <w:bottom w:val="single" w:sz="4" w:space="1" w:color="AAB4C0"/>
-        </w:pBdr>
-      </w:pPr>
-    </w:p>
-    <w:p>
-      <w:pPr>
-        <w:spacing w:before="260"/>
-        <w:pBdr>
-          <w:bottom w:val="single" w:sz="4" w:space="1" w:color="AAB4C0"/>
-        </w:pBdr>
-      </w:pPr>
-    </w:p>
+    <w:tbl>
+      <w:tblPr>
+        <w:tblStyle w:val="TableGrid"/>
+        <w:tblW w:type="auto" w:w="0"/>
+        <w:tblLook w:firstColumn="1" w:firstRow="1" w:lastColumn="0" w:lastRow="0" w:noHBand="0" w:noVBand="1" w:val="04A0"/>
+      </w:tblPr>
+      <w:tblGrid>
+        <w:gridCol w:w="8640"/>
+      </w:tblGrid>
+      <w:tr>
+        <w:trPr>
+          <w:trHeight w:val="1360" w:hRule="atLeast"/>
+        </w:trPr>
+        <w:tc>
+          <w:tcPr>
+            <w:tcW w:type="dxa" w:w="8640"/>
+          </w:tcPr>
+          <w:p>
+            <w:pPr>
+              <w:spacing w:before="40"/>
+            </w:pPr>
+          </w:p>
+        </w:tc>
+      </w:tr>
+    </w:tbl>
+    <w:p/>
     <w:p>
       <w:pPr>
         <w:pBdr>
@@ -3295,54 +3293,32 @@
         <w:t xml:space="preserve"> (AO2)</w:t>
       </w:r>
     </w:p>
-    <w:p>
-      <w:pPr>
-        <w:spacing w:before="260"/>
-        <w:pBdr>
-          <w:bottom w:val="single" w:sz="4" w:space="1" w:color="AAB4C0"/>
-        </w:pBdr>
-      </w:pPr>
-    </w:p>
-    <w:p>
-      <w:pPr>
-        <w:spacing w:before="260"/>
-        <w:pBdr>
-          <w:bottom w:val="single" w:sz="4" w:space="1" w:color="AAB4C0"/>
-        </w:pBdr>
-      </w:pPr>
-    </w:p>
-    <w:p>
-      <w:pPr>
-        <w:spacing w:before="260"/>
-        <w:pBdr>
-          <w:bottom w:val="single" w:sz="4" w:space="1" w:color="AAB4C0"/>
-        </w:pBdr>
-      </w:pPr>
-    </w:p>
-    <w:p>
-      <w:pPr>
-        <w:spacing w:before="260"/>
-        <w:pBdr>
-          <w:bottom w:val="single" w:sz="4" w:space="1" w:color="AAB4C0"/>
-        </w:pBdr>
-      </w:pPr>
-    </w:p>
-    <w:p>
-      <w:pPr>
-        <w:spacing w:before="260"/>
-        <w:pBdr>
-          <w:bottom w:val="single" w:sz="4" w:space="1" w:color="AAB4C0"/>
-        </w:pBdr>
-      </w:pPr>
-    </w:p>
-    <w:p>
-      <w:pPr>
-        <w:spacing w:before="260"/>
-        <w:pBdr>
-          <w:bottom w:val="single" w:sz="4" w:space="1" w:color="AAB4C0"/>
-        </w:pBdr>
-      </w:pPr>
-    </w:p>
+    <w:tbl>
+      <w:tblPr>
+        <w:tblStyle w:val="TableGrid"/>
+        <w:tblW w:type="auto" w:w="0"/>
+        <w:tblLook w:firstColumn="1" w:firstRow="1" w:lastColumn="0" w:lastRow="0" w:noHBand="0" w:noVBand="1" w:val="04A0"/>
+      </w:tblPr>
+      <w:tblGrid>
+        <w:gridCol w:w="8640"/>
+      </w:tblGrid>
+      <w:tr>
+        <w:trPr>
+          <w:trHeight w:val="2040" w:hRule="atLeast"/>
+        </w:trPr>
+        <w:tc>
+          <w:tcPr>
+            <w:tcW w:type="dxa" w:w="8640"/>
+          </w:tcPr>
+          <w:p>
+            <w:pPr>
+              <w:spacing w:before="40"/>
+            </w:pPr>
+          </w:p>
+        </w:tc>
+      </w:tr>
+    </w:tbl>
+    <w:p/>
     <w:p>
       <w:pPr>
         <w:pBdr>
@@ -3590,54 +3566,32 @@
         <w:t xml:space="preserve"> (AO2)</w:t>
       </w:r>
     </w:p>
-    <w:p>
-      <w:pPr>
-        <w:spacing w:before="260"/>
-        <w:pBdr>
-          <w:bottom w:val="single" w:sz="4" w:space="1" w:color="AAB4C0"/>
-        </w:pBdr>
-      </w:pPr>
-    </w:p>
-    <w:p>
-      <w:pPr>
-        <w:spacing w:before="260"/>
-        <w:pBdr>
-          <w:bottom w:val="single" w:sz="4" w:space="1" w:color="AAB4C0"/>
-        </w:pBdr>
-      </w:pPr>
-    </w:p>
-    <w:p>
-      <w:pPr>
-        <w:spacing w:before="260"/>
-        <w:pBdr>
-          <w:bottom w:val="single" w:sz="4" w:space="1" w:color="AAB4C0"/>
-        </w:pBdr>
-      </w:pPr>
-    </w:p>
-    <w:p>
-      <w:pPr>
-        <w:spacing w:before="260"/>
-        <w:pBdr>
-          <w:bottom w:val="single" w:sz="4" w:space="1" w:color="AAB4C0"/>
-        </w:pBdr>
-      </w:pPr>
-    </w:p>
-    <w:p>
-      <w:pPr>
-        <w:spacing w:before="260"/>
-        <w:pBdr>
-          <w:bottom w:val="single" w:sz="4" w:space="1" w:color="AAB4C0"/>
-        </w:pBdr>
-      </w:pPr>
-    </w:p>
-    <w:p>
-      <w:pPr>
-        <w:spacing w:before="260"/>
-        <w:pBdr>
-          <w:bottom w:val="single" w:sz="4" w:space="1" w:color="AAB4C0"/>
-        </w:pBdr>
-      </w:pPr>
-    </w:p>
+    <w:tbl>
+      <w:tblPr>
+        <w:tblStyle w:val="TableGrid"/>
+        <w:tblW w:type="auto" w:w="0"/>
+        <w:tblLook w:firstColumn="1" w:firstRow="1" w:lastColumn="0" w:lastRow="0" w:noHBand="0" w:noVBand="1" w:val="04A0"/>
+      </w:tblPr>
+      <w:tblGrid>
+        <w:gridCol w:w="8640"/>
+      </w:tblGrid>
+      <w:tr>
+        <w:trPr>
+          <w:trHeight w:val="2040" w:hRule="atLeast"/>
+        </w:trPr>
+        <w:tc>
+          <w:tcPr>
+            <w:tcW w:type="dxa" w:w="8640"/>
+          </w:tcPr>
+          <w:p>
+            <w:pPr>
+              <w:spacing w:before="40"/>
+            </w:pPr>
+          </w:p>
+        </w:tc>
+      </w:tr>
+    </w:tbl>
+    <w:p/>
     <w:tbl>
       <w:tblPr>
         <w:tblStyle w:val="TableGrid"/>
@@ -3850,30 +3804,32 @@
         <w:t xml:space="preserve"> (AO1)</w:t>
       </w:r>
     </w:p>
-    <w:p>
-      <w:pPr>
-        <w:spacing w:before="260"/>
-        <w:pBdr>
-          <w:bottom w:val="single" w:sz="4" w:space="1" w:color="AAB4C0"/>
-        </w:pBdr>
-      </w:pPr>
-    </w:p>
-    <w:p>
-      <w:pPr>
-        <w:spacing w:before="260"/>
-        <w:pBdr>
-          <w:bottom w:val="single" w:sz="4" w:space="1" w:color="AAB4C0"/>
-        </w:pBdr>
-      </w:pPr>
-    </w:p>
-    <w:p>
-      <w:pPr>
-        <w:spacing w:before="260"/>
-        <w:pBdr>
-          <w:bottom w:val="single" w:sz="4" w:space="1" w:color="AAB4C0"/>
-        </w:pBdr>
-      </w:pPr>
-    </w:p>
+    <w:tbl>
+      <w:tblPr>
+        <w:tblStyle w:val="TableGrid"/>
+        <w:tblW w:type="auto" w:w="0"/>
+        <w:tblLook w:firstColumn="1" w:firstRow="1" w:lastColumn="0" w:lastRow="0" w:noHBand="0" w:noVBand="1" w:val="04A0"/>
+      </w:tblPr>
+      <w:tblGrid>
+        <w:gridCol w:w="8640"/>
+      </w:tblGrid>
+      <w:tr>
+        <w:trPr>
+          <w:trHeight w:val="1020" w:hRule="atLeast"/>
+        </w:trPr>
+        <w:tc>
+          <w:tcPr>
+            <w:tcW w:type="dxa" w:w="8640"/>
+          </w:tcPr>
+          <w:p>
+            <w:pPr>
+              <w:spacing w:before="40"/>
+            </w:pPr>
+          </w:p>
+        </w:tc>
+      </w:tr>
+    </w:tbl>
+    <w:p/>
     <w:p>
       <w:pPr>
         <w:pBdr>
@@ -3960,54 +3916,32 @@
         <w:t xml:space="preserve"> (AO1)</w:t>
       </w:r>
     </w:p>
-    <w:p>
-      <w:pPr>
-        <w:spacing w:before="260"/>
-        <w:pBdr>
-          <w:bottom w:val="single" w:sz="4" w:space="1" w:color="AAB4C0"/>
-        </w:pBdr>
-      </w:pPr>
-    </w:p>
-    <w:p>
-      <w:pPr>
-        <w:spacing w:before="260"/>
-        <w:pBdr>
-          <w:bottom w:val="single" w:sz="4" w:space="1" w:color="AAB4C0"/>
-        </w:pBdr>
-      </w:pPr>
-    </w:p>
-    <w:p>
-      <w:pPr>
-        <w:spacing w:before="260"/>
-        <w:pBdr>
-          <w:bottom w:val="single" w:sz="4" w:space="1" w:color="AAB4C0"/>
-        </w:pBdr>
-      </w:pPr>
-    </w:p>
-    <w:p>
-      <w:pPr>
-        <w:spacing w:before="260"/>
-        <w:pBdr>
-          <w:bottom w:val="single" w:sz="4" w:space="1" w:color="AAB4C0"/>
-        </w:pBdr>
-      </w:pPr>
-    </w:p>
-    <w:p>
-      <w:pPr>
-        <w:spacing w:before="260"/>
-        <w:pBdr>
-          <w:bottom w:val="single" w:sz="4" w:space="1" w:color="AAB4C0"/>
-        </w:pBdr>
-      </w:pPr>
-    </w:p>
-    <w:p>
-      <w:pPr>
-        <w:spacing w:before="260"/>
-        <w:pBdr>
-          <w:bottom w:val="single" w:sz="4" w:space="1" w:color="AAB4C0"/>
-        </w:pBdr>
-      </w:pPr>
-    </w:p>
+    <w:tbl>
+      <w:tblPr>
+        <w:tblStyle w:val="TableGrid"/>
+        <w:tblW w:type="auto" w:w="0"/>
+        <w:tblLook w:firstColumn="1" w:firstRow="1" w:lastColumn="0" w:lastRow="0" w:noHBand="0" w:noVBand="1" w:val="04A0"/>
+      </w:tblPr>
+      <w:tblGrid>
+        <w:gridCol w:w="8640"/>
+      </w:tblGrid>
+      <w:tr>
+        <w:trPr>
+          <w:trHeight w:val="2040" w:hRule="atLeast"/>
+        </w:trPr>
+        <w:tc>
+          <w:tcPr>
+            <w:tcW w:type="dxa" w:w="8640"/>
+          </w:tcPr>
+          <w:p>
+            <w:pPr>
+              <w:spacing w:before="40"/>
+            </w:pPr>
+          </w:p>
+        </w:tc>
+      </w:tr>
+    </w:tbl>
+    <w:p/>
     <w:p>
       <w:pPr>
         <w:pBdr>
@@ -4103,102 +4037,32 @@
         <w:t xml:space="preserve"> (AO3)</w:t>
       </w:r>
     </w:p>
-    <w:p>
-      <w:pPr>
-        <w:spacing w:before="260"/>
-        <w:pBdr>
-          <w:bottom w:val="single" w:sz="4" w:space="1" w:color="AAB4C0"/>
-        </w:pBdr>
-      </w:pPr>
-    </w:p>
-    <w:p>
-      <w:pPr>
-        <w:spacing w:before="260"/>
-        <w:pBdr>
-          <w:bottom w:val="single" w:sz="4" w:space="1" w:color="AAB4C0"/>
-        </w:pBdr>
-      </w:pPr>
-    </w:p>
-    <w:p>
-      <w:pPr>
-        <w:spacing w:before="260"/>
-        <w:pBdr>
-          <w:bottom w:val="single" w:sz="4" w:space="1" w:color="AAB4C0"/>
-        </w:pBdr>
-      </w:pPr>
-    </w:p>
-    <w:p>
-      <w:pPr>
-        <w:spacing w:before="260"/>
-        <w:pBdr>
-          <w:bottom w:val="single" w:sz="4" w:space="1" w:color="AAB4C0"/>
-        </w:pBdr>
-      </w:pPr>
-    </w:p>
-    <w:p>
-      <w:pPr>
-        <w:spacing w:before="260"/>
-        <w:pBdr>
-          <w:bottom w:val="single" w:sz="4" w:space="1" w:color="AAB4C0"/>
-        </w:pBdr>
-      </w:pPr>
-    </w:p>
-    <w:p>
-      <w:pPr>
-        <w:spacing w:before="260"/>
-        <w:pBdr>
-          <w:bottom w:val="single" w:sz="4" w:space="1" w:color="AAB4C0"/>
-        </w:pBdr>
-      </w:pPr>
-    </w:p>
-    <w:p>
-      <w:pPr>
-        <w:spacing w:before="260"/>
-        <w:pBdr>
-          <w:bottom w:val="single" w:sz="4" w:space="1" w:color="AAB4C0"/>
-        </w:pBdr>
-      </w:pPr>
-    </w:p>
-    <w:p>
-      <w:pPr>
-        <w:spacing w:before="260"/>
-        <w:pBdr>
-          <w:bottom w:val="single" w:sz="4" w:space="1" w:color="AAB4C0"/>
-        </w:pBdr>
-      </w:pPr>
-    </w:p>
-    <w:p>
-      <w:pPr>
-        <w:spacing w:before="260"/>
-        <w:pBdr>
-          <w:bottom w:val="single" w:sz="4" w:space="1" w:color="AAB4C0"/>
-        </w:pBdr>
-      </w:pPr>
-    </w:p>
-    <w:p>
-      <w:pPr>
-        <w:spacing w:before="260"/>
-        <w:pBdr>
-          <w:bottom w:val="single" w:sz="4" w:space="1" w:color="AAB4C0"/>
-        </w:pBdr>
-      </w:pPr>
-    </w:p>
-    <w:p>
-      <w:pPr>
-        <w:spacing w:before="260"/>
-        <w:pBdr>
-          <w:bottom w:val="single" w:sz="4" w:space="1" w:color="AAB4C0"/>
-        </w:pBdr>
-      </w:pPr>
-    </w:p>
-    <w:p>
-      <w:pPr>
-        <w:spacing w:before="260"/>
-        <w:pBdr>
-          <w:bottom w:val="single" w:sz="4" w:space="1" w:color="AAB4C0"/>
-        </w:pBdr>
-      </w:pPr>
-    </w:p>
+    <w:tbl>
+      <w:tblPr>
+        <w:tblStyle w:val="TableGrid"/>
+        <w:tblW w:type="auto" w:w="0"/>
+        <w:tblLook w:firstColumn="1" w:firstRow="1" w:lastColumn="0" w:lastRow="0" w:noHBand="0" w:noVBand="1" w:val="04A0"/>
+      </w:tblPr>
+      <w:tblGrid>
+        <w:gridCol w:w="8640"/>
+      </w:tblGrid>
+      <w:tr>
+        <w:trPr>
+          <w:trHeight w:val="4080" w:hRule="atLeast"/>
+        </w:trPr>
+        <w:tc>
+          <w:tcPr>
+            <w:tcW w:type="dxa" w:w="8640"/>
+          </w:tcPr>
+          <w:p>
+            <w:pPr>
+              <w:spacing w:before="40"/>
+            </w:pPr>
+          </w:p>
+        </w:tc>
+      </w:tr>
+    </w:tbl>
+    <w:p/>
     <w:p>
       <w:r>
         <w:rPr>
